--- a/_implementation-notes/evening-series/FotH Evening Session 7-8 Combined Leader Notes DRAFT v1.docx
+++ b/_implementation-notes/evening-series/FotH Evening Session 7-8 Combined Leader Notes DRAFT v1.docx
@@ -718,7 +718,7 @@
         <w:t>CUES:</w:t>
       </w:r>
       <w:r>
-        <w:t xml:space="preserve"> leadsanions settle odd numbers across families. If the room is about ten or fewer, skip the pairing — one circle, pair up in place.</w:t>
+        <w:t xml:space="preserve"> Lead Companions settle odd numbers across families. If the room is about ten or fewer, skip the pairing — one circle, pair up in place.</w:t>
       </w:r>
     </w:p>
     <w:p>

--- a/_implementation-notes/evening-series/FotH Evening Session 7-8 Combined Leader Notes DRAFT v1.docx
+++ b/_implementation-notes/evening-series/FotH Evening Session 7-8 Combined Leader Notes DRAFT v1.docx
@@ -664,6 +664,21 @@
     </w:p>
     <w:p>
       <w:pPr>
+        <w:ind w:left="216"/>
+      </w:pPr>
+      <w:r>
+        <w:rPr>
+          <w:b/>
+          <w:color w:val="595959"/>
+        </w:rPr>
+        <w:t>WHY:</w:t>
+      </w:r>
+      <w:r>
+        <w:t xml:space="preserve"> the order protects the hearing — what the text says before what it means. 1. PRAY — we come to hear, not to extract; the Word is His. 2. READ — let it land whole before taking it apart. 3. OBSERVE, the data — the ground: what the page actually says, checkable by anyone; skipping it is where most misreadings start. OBSERVE, the interpretation — what it meant in its own world before it means anything in ours. 4. APPLY — where reading becomes hearing: one specific thing, for me, not for someone else. 5. PRAY AGAIN — hearing becomes a response; obedience starts here. 6. TELL — spoken hearing stays, and someone else hears what you heard. Full page: “PROAPT — What Each Step Is For” (Planning).</w:t>
+      </w:r>
+    </w:p>
+    <w:p>
+      <w:pPr>
         <w:keepNext/>
         <w:spacing w:before="160" w:after="20"/>
       </w:pPr>

--- a/_implementation-notes/evening-series/FotH Evening Session 7-8 Combined Leader Notes DRAFT v1.docx
+++ b/_implementation-notes/evening-series/FotH Evening Session 7-8 Combined Leader Notes DRAFT v1.docx
@@ -4,7 +4,7 @@
   <w:body>
     <w:p>
       <w:pPr>
-        <w:spacing w:after="40"/>
+        <w:spacing w:before="0" w:after="40"/>
       </w:pPr>
       <w:r>
         <w:rPr>
@@ -18,22 +18,92 @@
     </w:p>
     <w:p>
       <w:pPr>
-        <w:spacing w:after="160"/>
+        <w:spacing w:before="0" w:after="80"/>
       </w:pPr>
       <w:r>
         <w:rPr>
-          <w:i/>
           <w:color w:val="595959"/>
           <w:sz w:val="18"/>
         </w:rPr>
-        <w:t>FotH Evening · the speaker notes, in hand — so the leading pair reads the room, not the screen. Same content as the deck notes; the slides carry the room, these notes carry you. Practice the session together beforehand.</w:t>
+        <w:t>FotH Evening · the speaker notes, in hand — so the leading pair reads the room, not the screen. The big number on each block is the number in the corner of the screen; the colour is whose block it is. Built from the deck's own notes, so the two always agree.</w:t>
+      </w:r>
+    </w:p>
+    <w:p>
+      <w:pPr>
+        <w:spacing w:before="0" w:after="200"/>
+      </w:pPr>
+      <w:r>
+        <w:rPr>
+          <w:b/>
+          <w:color w:val="1F4E79"/>
+          <w:sz w:val="18"/>
+          <w:shd w:val="clear" w:color="auto" w:fill="DEEAF6"/>
+        </w:rPr>
+        <w:t xml:space="preserve"> ▌ CONTAINER HOLDER </w:t>
+      </w:r>
+      <w:r>
+        <w:rPr>
+          <w:sz w:val="18"/>
+        </w:rPr>
+        <w:t xml:space="preserve">   </w:t>
+      </w:r>
+      <w:r>
+        <w:rPr>
+          <w:b/>
+          <w:color w:val="B45309"/>
+          <w:sz w:val="18"/>
+          <w:shd w:val="clear" w:color="auto" w:fill="FCE9D6"/>
+        </w:rPr>
+        <w:t xml:space="preserve"> ‖ CONTENT PRESENTER </w:t>
+      </w:r>
+      <w:r>
+        <w:rPr>
+          <w:sz w:val="18"/>
+        </w:rPr>
+        <w:t xml:space="preserve">   </w:t>
+      </w:r>
+      <w:r>
+        <w:rPr>
+          <w:b/>
+          <w:color w:val="6B3FA0"/>
+          <w:sz w:val="18"/>
+          <w:shd w:val="clear" w:color="auto" w:fill="ECE3F5"/>
+        </w:rPr>
+        <w:t xml:space="preserve"> ▐ BOTH LEADERS </w:t>
+      </w:r>
+      <w:r>
+        <w:rPr>
+          <w:sz w:val="18"/>
+        </w:rPr>
+        <w:t xml:space="preserve">   </w:t>
+      </w:r>
+      <w:r>
+        <w:rPr>
+          <w:i/>
+          <w:color w:val="7F7F7F"/>
+          <w:sz w:val="16"/>
+        </w:rPr>
+        <w:t>Bar styles differ too, so the roles still read in black and white.</w:t>
       </w:r>
     </w:p>
     <w:p>
       <w:pPr>
         <w:keepNext/>
-        <w:spacing w:before="160" w:after="20"/>
+        <w:pBdr>
+          <w:left w:val="dotted" w:sz="24" w:space="8" w:color="8C8C8C"/>
+        </w:pBdr>
+        <w:shd w:val="clear" w:color="auto" w:fill="F0F0F0"/>
+        <w:spacing w:before="160" w:after="40"/>
       </w:pPr>
+      <w:r>
+        <w:rPr>
+          <w:rFonts w:ascii="Cambria" w:hAnsi="Cambria"/>
+          <w:b/>
+          <w:color w:val="8C8C8C"/>
+          <w:sz w:val="24"/>
+        </w:rPr>
+        <w:t>Title</w:t>
+      </w:r>
       <w:r>
         <w:rPr>
           <w:rFonts w:ascii="Cambria" w:hAnsi="Cambria"/>
@@ -41,13 +111,32 @@
           <w:color w:val="2C5F2D"/>
           <w:sz w:val="24"/>
         </w:rPr>
-        <w:t>Slide 1 — Fellowship of the Heart</w:t>
+        <w:t xml:space="preserve">   Fellowship of the Heart</w:t>
+      </w:r>
+      <w:r>
+        <w:rPr>
+          <w:b/>
+          <w:color w:val="8C8C8C"/>
+          <w:sz w:val="17"/>
+        </w:rPr>
+        <w:t xml:space="preserve">    ON SCREEN</w:t>
+      </w:r>
+      <w:r>
+        <w:rPr>
+          <w:b w:val="0"/>
+          <w:color w:val="7F7F7F"/>
+          <w:sz w:val="16"/>
+        </w:rPr>
+        <w:t xml:space="preserve">   · slide 1 of 18</w:t>
       </w:r>
     </w:p>
     <w:p>
       <w:pPr>
         <w:keepNext/>
-        <w:spacing w:after="40"/>
+        <w:pBdr>
+          <w:left w:val="dotted" w:sz="24" w:space="8" w:color="8C8C8C"/>
+        </w:pBdr>
+        <w:spacing w:before="0" w:after="60"/>
       </w:pPr>
       <w:r>
         <w:rPr>
@@ -60,7 +149,10 @@
     </w:p>
     <w:p>
       <w:pPr>
-        <w:ind w:left="216"/>
+        <w:pBdr>
+          <w:left w:val="dotted" w:sz="24" w:space="8" w:color="8C8C8C"/>
+        </w:pBdr>
+        <w:spacing w:before="0" w:after="60"/>
       </w:pPr>
       <w:r>
         <w:t>On screen as the room assembles on night one. All Scripture ESV; the plans carry the scripts; these slides carry the room — and these notes carry you.</w:t>
@@ -69,8 +161,21 @@
     <w:p>
       <w:pPr>
         <w:keepNext/>
-        <w:spacing w:before="160" w:after="20"/>
+        <w:pBdr>
+          <w:left w:val="dotted" w:sz="24" w:space="8" w:color="8C8C8C"/>
+        </w:pBdr>
+        <w:shd w:val="clear" w:color="auto" w:fill="F0F0F0"/>
+        <w:spacing w:before="160" w:after="40"/>
       </w:pPr>
+      <w:r>
+        <w:rPr>
+          <w:rFonts w:ascii="Cambria" w:hAnsi="Cambria"/>
+          <w:b/>
+          <w:color w:val="8C8C8C"/>
+          <w:sz w:val="30"/>
+        </w:rPr>
+        <w:t>P2</w:t>
+      </w:r>
       <w:r>
         <w:rPr>
           <w:rFonts w:ascii="Cambria" w:hAnsi="Cambria"/>
@@ -78,13 +183,32 @@
           <w:color w:val="2C5F2D"/>
           <w:sz w:val="24"/>
         </w:rPr>
-        <w:t>Slide 2 — SESSION 7–8</w:t>
+        <w:t xml:space="preserve">   SESSION 7–8</w:t>
+      </w:r>
+      <w:r>
+        <w:rPr>
+          <w:b/>
+          <w:color w:val="8C8C8C"/>
+          <w:sz w:val="17"/>
+        </w:rPr>
+        <w:t xml:space="preserve">    ON SCREEN</w:t>
+      </w:r>
+      <w:r>
+        <w:rPr>
+          <w:b w:val="0"/>
+          <w:color w:val="7F7F7F"/>
+          <w:sz w:val="16"/>
+        </w:rPr>
+        <w:t xml:space="preserve">   · slide 2 of 18</w:t>
       </w:r>
     </w:p>
     <w:p>
       <w:pPr>
         <w:keepNext/>
-        <w:spacing w:after="40"/>
+        <w:pBdr>
+          <w:left w:val="dotted" w:sz="24" w:space="8" w:color="8C8C8C"/>
+        </w:pBdr>
+        <w:spacing w:before="0" w:after="60"/>
       </w:pPr>
       <w:r>
         <w:rPr>
@@ -97,7 +221,10 @@
     </w:p>
     <w:p>
       <w:pPr>
-        <w:ind w:left="216"/>
+        <w:pBdr>
+          <w:left w:val="dotted" w:sz="24" w:space="8" w:color="8C8C8C"/>
+        </w:pBdr>
+        <w:spacing w:before="0" w:after="60"/>
       </w:pPr>
       <w:r>
         <w:t>On screen through dinner and as the circle forms. Greet at the door — the slide holds the room.</w:t>
@@ -106,8 +233,21 @@
     <w:p>
       <w:pPr>
         <w:keepNext/>
-        <w:spacing w:before="160" w:after="20"/>
+        <w:pBdr>
+          <w:left w:val="single" w:sz="24" w:space="8" w:color="1F4E79"/>
+        </w:pBdr>
+        <w:shd w:val="clear" w:color="auto" w:fill="DEEAF6"/>
+        <w:spacing w:before="160" w:after="40"/>
       </w:pPr>
+      <w:r>
+        <w:rPr>
+          <w:rFonts w:ascii="Cambria" w:hAnsi="Cambria"/>
+          <w:b/>
+          <w:color w:val="1F4E79"/>
+          <w:sz w:val="30"/>
+        </w:rPr>
+        <w:t>P3</w:t>
+      </w:r>
       <w:r>
         <w:rPr>
           <w:rFonts w:ascii="Cambria" w:hAnsi="Cambria"/>
@@ -115,13 +255,32 @@
           <w:color w:val="2C5F2D"/>
           <w:sz w:val="24"/>
         </w:rPr>
-        <w:t>Slide 3 — Where We Are — the Four Connects</w:t>
+        <w:t xml:space="preserve">   Where We Are — the Four Connects</w:t>
+      </w:r>
+      <w:r>
+        <w:rPr>
+          <w:b/>
+          <w:color w:val="1F4E79"/>
+          <w:sz w:val="17"/>
+        </w:rPr>
+        <w:t xml:space="preserve">    CONTAINER HOLDER</w:t>
+      </w:r>
+      <w:r>
+        <w:rPr>
+          <w:b w:val="0"/>
+          <w:color w:val="7F7F7F"/>
+          <w:sz w:val="16"/>
+        </w:rPr>
+        <w:t xml:space="preserve">   · slide 3 of 18</w:t>
       </w:r>
     </w:p>
     <w:p>
       <w:pPr>
         <w:keepNext/>
-        <w:spacing w:after="40"/>
+        <w:pBdr>
+          <w:left w:val="single" w:sz="24" w:space="8" w:color="1F4E79"/>
+        </w:pBdr>
+        <w:spacing w:before="0" w:after="60"/>
       </w:pPr>
       <w:r>
         <w:rPr>
@@ -129,12 +288,31 @@
           <w:color w:val="6B8E3F"/>
           <w:sz w:val="18"/>
         </w:rPr>
-        <w:t>S7–8 COMBINED · WELCOME · LEAD: CONTAINER HOLDER · GROUNDING — every session opens on this map</w:t>
+        <w:t xml:space="preserve">S7–8 COMBINED · WELCOME · </w:t>
+      </w:r>
+      <w:r>
+        <w:rPr>
+          <w:b/>
+          <w:color w:val="1F4E79"/>
+          <w:sz w:val="18"/>
+        </w:rPr>
+        <w:t>LEAD: CONTAINER HOLDER</w:t>
+      </w:r>
+      <w:r>
+        <w:rPr>
+          <w:b/>
+          <w:color w:val="6B8E3F"/>
+          <w:sz w:val="18"/>
+        </w:rPr>
+        <w:t xml:space="preserve"> · GROUNDING — every session opens on this map</w:t>
       </w:r>
     </w:p>
     <w:p>
       <w:pPr>
-        <w:ind w:left="216"/>
+        <w:pBdr>
+          <w:left w:val="single" w:sz="24" w:space="8" w:color="1F4E79"/>
+        </w:pBdr>
+        <w:spacing w:before="0" w:after="20"/>
       </w:pPr>
       <w:r>
         <w:rPr>
@@ -146,7 +324,10 @@
     </w:p>
     <w:p>
       <w:pPr>
-        <w:ind w:left="216"/>
+        <w:pBdr>
+          <w:left w:val="single" w:sz="24" w:space="8" w:color="1F4E79"/>
+        </w:pBdr>
+        <w:spacing w:before="0" w:after="60"/>
       </w:pPr>
       <w:r>
         <w:t>1. Locate tonight on the map, plainly: Session 7–8 combined stands in the third box — Connect with God — and the practice is walked twice in one evening, teen-led.</w:t>
@@ -154,7 +335,10 @@
     </w:p>
     <w:p>
       <w:pPr>
-        <w:ind w:left="216"/>
+        <w:pBdr>
+          <w:left w:val="single" w:sz="24" w:space="8" w:color="1F4E79"/>
+        </w:pBdr>
+        <w:spacing w:before="0" w:after="60"/>
       </w:pPr>
       <w:r>
         <w:t>2. The four boxes are one journey — each connection makes the next one real — rooted in the two great commandments: love God, love neighbor (Matt 22:37–40).</w:t>
@@ -162,7 +346,10 @@
     </w:p>
     <w:p>
       <w:pPr>
-        <w:ind w:left="216"/>
+        <w:pBdr>
+          <w:left w:val="single" w:sz="24" w:space="8" w:color="1F4E79"/>
+        </w:pBdr>
+        <w:spacing w:before="0" w:after="60"/>
       </w:pPr>
       <w:r>
         <w:t>3. This is also the 'where we are on the map' minute the welcome owes any newcomer.</w:t>
@@ -170,24 +357,40 @@
     </w:p>
     <w:p>
       <w:pPr>
-        <w:ind w:left="216"/>
+        <w:pBdr>
+          <w:left w:val="single" w:sz="24" w:space="8" w:color="1F4E79"/>
+        </w:pBdr>
+        <w:spacing w:before="0" w:after="60"/>
       </w:pPr>
       <w:r>
         <w:rPr>
           <w:b/>
           <w:color w:val="595959"/>
         </w:rPr>
-        <w:t>CUES:</w:t>
+        <w:t xml:space="preserve">CUES: </w:t>
       </w:r>
       <w:r>
-        <w:t xml:space="preserve"> Two minutes at most; then tonight's road.</w:t>
+        <w:t>Two minutes at most; then tonight's road.</w:t>
       </w:r>
     </w:p>
     <w:p>
       <w:pPr>
         <w:keepNext/>
-        <w:spacing w:before="160" w:after="20"/>
+        <w:pBdr>
+          <w:left w:val="single" w:sz="24" w:space="8" w:color="1F4E79"/>
+        </w:pBdr>
+        <w:shd w:val="clear" w:color="auto" w:fill="DEEAF6"/>
+        <w:spacing w:before="160" w:after="40"/>
       </w:pPr>
+      <w:r>
+        <w:rPr>
+          <w:rFonts w:ascii="Cambria" w:hAnsi="Cambria"/>
+          <w:b/>
+          <w:color w:val="1F4E79"/>
+          <w:sz w:val="30"/>
+        </w:rPr>
+        <w:t>P4</w:t>
+      </w:r>
       <w:r>
         <w:rPr>
           <w:rFonts w:ascii="Cambria" w:hAnsi="Cambria"/>
@@ -195,13 +398,32 @@
           <w:color w:val="2C5F2D"/>
           <w:sz w:val="24"/>
         </w:rPr>
-        <w:t>Slide 4 — Week 7 — My Story: The Eye Test</w:t>
+        <w:t xml:space="preserve">   Week 7 — My Story: The Eye Test</w:t>
+      </w:r>
+      <w:r>
+        <w:rPr>
+          <w:b/>
+          <w:color w:val="1F4E79"/>
+          <w:sz w:val="17"/>
+        </w:rPr>
+        <w:t xml:space="preserve">    CONTAINER HOLDER</w:t>
+      </w:r>
+      <w:r>
+        <w:rPr>
+          <w:b w:val="0"/>
+          <w:color w:val="7F7F7F"/>
+          <w:sz w:val="16"/>
+        </w:rPr>
+        <w:t xml:space="preserve">   · slide 4 of 18</w:t>
       </w:r>
     </w:p>
     <w:p>
       <w:pPr>
         <w:keepNext/>
-        <w:spacing w:after="40"/>
+        <w:pBdr>
+          <w:left w:val="single" w:sz="24" w:space="8" w:color="1F4E79"/>
+        </w:pBdr>
+        <w:spacing w:before="0" w:after="60"/>
       </w:pPr>
       <w:r>
         <w:rPr>
@@ -209,37 +431,78 @@
           <w:color w:val="6B8E3F"/>
           <w:sz w:val="18"/>
         </w:rPr>
-        <w:t>S7 · 7:00–7:08 · LEAD: CONTAINER HOLDER</w:t>
+        <w:t xml:space="preserve">S7 · 7:00–7:08 · </w:t>
+      </w:r>
+      <w:r>
+        <w:rPr>
+          <w:b/>
+          <w:color w:val="1F4E79"/>
+          <w:sz w:val="18"/>
+        </w:rPr>
+        <w:t>LEAD: CONTAINER HOLDER</w:t>
+      </w:r>
+      <w:r>
+        <w:rPr>
+          <w:b/>
+          <w:color w:val="6B8E3F"/>
+          <w:sz w:val="18"/>
+        </w:rPr>
       </w:r>
     </w:p>
     <w:p>
       <w:pPr>
-        <w:ind w:left="216"/>
+        <w:pBdr>
+          <w:left w:val="single" w:sz="24" w:space="8" w:color="1F4E79"/>
+        </w:pBdr>
+        <w:spacing w:before="0" w:after="60"/>
       </w:pPr>
       <w:r>
         <w:rPr>
           <w:b/>
           <w:color w:val="595959"/>
         </w:rPr>
-        <w:t>BEATS:</w:t>
+        <w:t xml:space="preserve">BEATS: </w:t>
       </w:r>
       <w:r>
-        <w:t xml:space="preserve"> 1. This is John's personal eye-test story — his own testimony of learning to hear God, framing today's turn from Self and Others toward God. 2. Keep it to about one minute; the story serves the practice, not the reverse. 3. Land it and move to Today's Road.</w:t>
+        <w:t>1. This is John's personal eye-test story — his own testimony of learning to hear God, framing today's turn from Self and Others toward God. 2. Keep it to about one minute; the story serves the practice, not the reverse. 3. Land it and move to Today's Road.</w:t>
       </w:r>
     </w:p>
     <w:p>
       <w:pPr>
-        <w:ind w:left="216"/>
+        <w:pBdr>
+          <w:left w:val="single" w:sz="24" w:space="8" w:color="1F4E79"/>
+        </w:pBdr>
+        <w:spacing w:before="0" w:after="60"/>
       </w:pPr>
       <w:r>
-        <w:t>SUB: Never perform someone else's testimony. Tell your own hearing-growth story in one minute — or skip straight to the pull-quote on the slide, read it, and move.</w:t>
+        <w:rPr>
+          <w:b/>
+          <w:color w:val="595959"/>
+        </w:rPr>
+        <w:t xml:space="preserve">SUB: </w:t>
+      </w:r>
+      <w:r>
+        <w:t>Never perform someone else's testimony. Tell your own hearing-growth story in one minute — or skip straight to the pull-quote on the slide, read it, and move.</w:t>
       </w:r>
     </w:p>
     <w:p>
       <w:pPr>
         <w:keepNext/>
-        <w:spacing w:before="160" w:after="20"/>
+        <w:pBdr>
+          <w:left w:val="thickThinSmallGap" w:sz="24" w:space="8" w:color="6B3FA0"/>
+        </w:pBdr>
+        <w:shd w:val="clear" w:color="auto" w:fill="ECE3F5"/>
+        <w:spacing w:before="160" w:after="40"/>
       </w:pPr>
+      <w:r>
+        <w:rPr>
+          <w:rFonts w:ascii="Cambria" w:hAnsi="Cambria"/>
+          <w:b/>
+          <w:color w:val="6B3FA0"/>
+          <w:sz w:val="30"/>
+        </w:rPr>
+        <w:t>P5</w:t>
+      </w:r>
       <w:r>
         <w:rPr>
           <w:rFonts w:ascii="Cambria" w:hAnsi="Cambria"/>
@@ -247,13 +510,32 @@
           <w:color w:val="2C5F2D"/>
           <w:sz w:val="24"/>
         </w:rPr>
-        <w:t>Slide 5 — Session 7–8 — Tonight’s Road</w:t>
+        <w:t xml:space="preserve">   Session 7–8 — Tonight’s Road</w:t>
+      </w:r>
+      <w:r>
+        <w:rPr>
+          <w:b/>
+          <w:color w:val="6B3FA0"/>
+          <w:sz w:val="17"/>
+        </w:rPr>
+        <w:t xml:space="preserve">    BOTH LEADERS</w:t>
+      </w:r>
+      <w:r>
+        <w:rPr>
+          <w:b w:val="0"/>
+          <w:color w:val="7F7F7F"/>
+          <w:sz w:val="16"/>
+        </w:rPr>
+        <w:t xml:space="preserve">   · slide 5 of 18</w:t>
       </w:r>
     </w:p>
     <w:p>
       <w:pPr>
         <w:keepNext/>
-        <w:spacing w:after="40"/>
+        <w:pBdr>
+          <w:left w:val="thickThinSmallGap" w:sz="24" w:space="8" w:color="6B3FA0"/>
+        </w:pBdr>
+        <w:spacing w:before="0" w:after="60"/>
       </w:pPr>
       <w:r>
         <w:rPr>
@@ -261,12 +543,30 @@
           <w:color w:val="6B8E3F"/>
           <w:sz w:val="18"/>
         </w:rPr>
-        <w:t>S7–8 COMBINED · 7:00–8:30 · LEAD: BOTH LEADERS</w:t>
+        <w:t xml:space="preserve">S7–8 COMBINED · 7:00–8:30 · </w:t>
+      </w:r>
+      <w:r>
+        <w:rPr>
+          <w:b/>
+          <w:color w:val="6B3FA0"/>
+          <w:sz w:val="18"/>
+        </w:rPr>
+        <w:t>LEAD: BOTH LEADERS</w:t>
+      </w:r>
+      <w:r>
+        <w:rPr>
+          <w:b/>
+          <w:color w:val="6B8E3F"/>
+          <w:sz w:val="18"/>
+        </w:rPr>
       </w:r>
     </w:p>
     <w:p>
       <w:pPr>
-        <w:ind w:left="216"/>
+        <w:pBdr>
+          <w:left w:val="thickThinSmallGap" w:sz="24" w:space="8" w:color="6B3FA0"/>
+        </w:pBdr>
+        <w:spacing w:before="0" w:after="20"/>
       </w:pPr>
       <w:r>
         <w:rPr>
@@ -278,7 +578,10 @@
     </w:p>
     <w:p>
       <w:pPr>
-        <w:ind w:left="216"/>
+        <w:pBdr>
+          <w:left w:val="thickThinSmallGap" w:sz="24" w:space="8" w:color="6B3FA0"/>
+        </w:pBdr>
+        <w:spacing w:before="0" w:after="60"/>
       </w:pPr>
       <w:r>
         <w:t>1. The re-entry evening AND the practice, twice — hearing is a skill, and skills take reps: rep one walked together, rep two in the pairs on a second passage.</w:t>
@@ -286,7 +589,10 @@
     </w:p>
     <w:p>
       <w:pPr>
-        <w:ind w:left="216"/>
+        <w:pBdr>
+          <w:left w:val="thickThinSmallGap" w:sz="24" w:space="8" w:color="6B3FA0"/>
+        </w:pBdr>
+        <w:spacing w:before="0" w:after="60"/>
       </w:pPr>
       <w:r>
         <w:t>2. Shape: open, check-in, Romans 10:17 chain, PROAPT walked together (Mark 1:14–20, teen-led), bridge, two 12-minute passes in family pairs (pass two: Mark 2:1–12), tell step, merge, daily-PROAPT commissioning, feedback, close.</w:t>
@@ -294,7 +600,10 @@
     </w:p>
     <w:p>
       <w:pPr>
-        <w:ind w:left="216"/>
+        <w:pBdr>
+          <w:left w:val="thickThinSmallGap" w:sz="24" w:space="8" w:color="6B3FA0"/>
+        </w:pBdr>
+        <w:spacing w:before="0" w:after="60"/>
       </w:pPr>
       <w:r>
         <w:t>3. The current-condition form: this room's teens lead the walk-through. The separate second-running evening (Session 8) is held in reserve for a larger room of newer people.</w:t>
@@ -302,24 +611,40 @@
     </w:p>
     <w:p>
       <w:pPr>
-        <w:ind w:left="216"/>
+        <w:pBdr>
+          <w:left w:val="thickThinSmallGap" w:sz="24" w:space="8" w:color="6B3FA0"/>
+        </w:pBdr>
+        <w:spacing w:before="0" w:after="60"/>
       </w:pPr>
       <w:r>
         <w:rPr>
           <w:b/>
           <w:color w:val="595959"/>
         </w:rPr>
-        <w:t>CUES:</w:t>
+        <w:t xml:space="preserve">CUES: </w:t>
       </w:r>
       <w:r>
-        <w:t xml:space="preserve"> Passage cards for both passages at each seat; the journal Week 7 pages carry the daily template.</w:t>
+        <w:t>Passage cards for both passages at each seat; the journal Week 7 pages carry the daily template.</w:t>
       </w:r>
     </w:p>
     <w:p>
       <w:pPr>
         <w:keepNext/>
-        <w:spacing w:before="160" w:after="20"/>
+        <w:pBdr>
+          <w:left w:val="single" w:sz="24" w:space="8" w:color="1F4E79"/>
+        </w:pBdr>
+        <w:shd w:val="clear" w:color="auto" w:fill="DEEAF6"/>
+        <w:spacing w:before="160" w:after="40"/>
       </w:pPr>
+      <w:r>
+        <w:rPr>
+          <w:rFonts w:ascii="Cambria" w:hAnsi="Cambria"/>
+          <w:b/>
+          <w:color w:val="1F4E79"/>
+          <w:sz w:val="30"/>
+        </w:rPr>
+        <w:t>P6</w:t>
+      </w:r>
       <w:r>
         <w:rPr>
           <w:rFonts w:ascii="Cambria" w:hAnsi="Cambria"/>
@@ -327,13 +652,32 @@
           <w:color w:val="2C5F2D"/>
           <w:sz w:val="24"/>
         </w:rPr>
-        <w:t>Slide 6 — Opening Container — the Eight Steps</w:t>
+        <w:t xml:space="preserve">   Opening Container — the Eight Steps</w:t>
+      </w:r>
+      <w:r>
+        <w:rPr>
+          <w:b/>
+          <w:color w:val="1F4E79"/>
+          <w:sz w:val="17"/>
+        </w:rPr>
+        <w:t xml:space="preserve">    CONTAINER HOLDER</w:t>
+      </w:r>
+      <w:r>
+        <w:rPr>
+          <w:b w:val="0"/>
+          <w:color w:val="7F7F7F"/>
+          <w:sz w:val="16"/>
+        </w:rPr>
+        <w:t xml:space="preserve">   · slide 6 of 18</w:t>
       </w:r>
     </w:p>
     <w:p>
       <w:pPr>
         <w:keepNext/>
-        <w:spacing w:after="40"/>
+        <w:pBdr>
+          <w:left w:val="single" w:sz="24" w:space="8" w:color="1F4E79"/>
+        </w:pBdr>
+        <w:spacing w:before="0" w:after="60"/>
       </w:pPr>
       <w:r>
         <w:rPr>
@@ -341,59 +685,96 @@
           <w:color w:val="6B8E3F"/>
           <w:sz w:val="18"/>
         </w:rPr>
-        <w:t>S7 · 7:00–7:08 · LEAD: CONTAINER HOLDER</w:t>
+        <w:t xml:space="preserve">S7 · 7:00–7:08 · </w:t>
+      </w:r>
+      <w:r>
+        <w:rPr>
+          <w:b/>
+          <w:color w:val="1F4E79"/>
+          <w:sz w:val="18"/>
+        </w:rPr>
+        <w:t>LEAD: CONTAINER HOLDER</w:t>
+      </w:r>
+      <w:r>
+        <w:rPr>
+          <w:b/>
+          <w:color w:val="6B8E3F"/>
+          <w:sz w:val="18"/>
+        </w:rPr>
       </w:r>
     </w:p>
     <w:p>
       <w:pPr>
-        <w:ind w:left="216"/>
+        <w:pBdr>
+          <w:left w:val="single" w:sz="24" w:space="8" w:color="1F4E79"/>
+        </w:pBdr>
+        <w:spacing w:before="0" w:after="60"/>
       </w:pPr>
       <w:r>
         <w:rPr>
           <w:b/>
           <w:color w:val="595959"/>
         </w:rPr>
-        <w:t>BEATS:</w:t>
+        <w:t xml:space="preserve">BEATS: </w:t>
       </w:r>
       <w:r>
-        <w:t xml:space="preserve"> 1. Aaronic blessing first. 2. Container restated SLOWLY — Safe, Present, Clear, Intentional; a container that sat empty over a break needs a minute to hold again. 3. Frame Week 7 as a turn: the interior work prepared us; today hearing God becomes a learnable skill — six steps, a practice that works.</w:t>
+        <w:t>1. Aaronic blessing first. 2. Container restated SLOWLY — Safe, Present, Clear, Intentional; a container that sat empty over a break needs a minute to hold again. 3. Frame Week 7 as a turn: the interior work prepared us; today hearing God becomes a learnable skill — six steps, a practice that works.</w:t>
       </w:r>
     </w:p>
     <w:p>
       <w:pPr>
-        <w:ind w:left="216"/>
+        <w:pBdr>
+          <w:left w:val="single" w:sz="24" w:space="8" w:color="1F4E79"/>
+        </w:pBdr>
+        <w:spacing w:before="0" w:after="60"/>
       </w:pPr>
       <w:r>
         <w:rPr>
           <w:b/>
           <w:color w:val="595959"/>
         </w:rPr>
-        <w:t>CUES:</w:t>
+        <w:t xml:space="preserve">CUES: </w:t>
       </w:r>
       <w:r>
-        <w:t xml:space="preserve"> Run the re-entry gently; let the room land before moving on.</w:t>
+        <w:t>Run the re-entry gently; let the room land before moving on.</w:t>
       </w:r>
     </w:p>
     <w:p>
       <w:pPr>
-        <w:ind w:left="216"/>
+        <w:pBdr>
+          <w:left w:val="single" w:sz="24" w:space="8" w:color="1F4E79"/>
+        </w:pBdr>
+        <w:spacing w:before="0" w:after="60"/>
       </w:pPr>
       <w:r>
         <w:rPr>
           <w:b/>
           <w:color w:val="595959"/>
         </w:rPr>
-        <w:t>PAIR LEAD:</w:t>
+        <w:t xml:space="preserve">PAIR LEAD: </w:t>
       </w:r>
       <w:r>
-        <w:t xml:space="preserve"> name the leading pair in the welcome — two leaders hold tonight, and the room will see the evening handed back and forth between them; that is the design. The pair practices the session together beforehand.</w:t>
+        <w:t>name the leading pair in the welcome — two leaders hold tonight, and the room will see the evening handed back and forth between them; that is the design. The pair practices the session together beforehand.</w:t>
       </w:r>
     </w:p>
     <w:p>
       <w:pPr>
         <w:keepNext/>
-        <w:spacing w:before="160" w:after="20"/>
+        <w:pBdr>
+          <w:left w:val="double" w:sz="12" w:space="8" w:color="B45309"/>
+        </w:pBdr>
+        <w:shd w:val="clear" w:color="auto" w:fill="FCE9D6"/>
+        <w:spacing w:before="160" w:after="40"/>
       </w:pPr>
+      <w:r>
+        <w:rPr>
+          <w:rFonts w:ascii="Cambria" w:hAnsi="Cambria"/>
+          <w:b/>
+          <w:color w:val="B45309"/>
+          <w:sz w:val="30"/>
+        </w:rPr>
+        <w:t>P7</w:t>
+      </w:r>
       <w:r>
         <w:rPr>
           <w:rFonts w:ascii="Cambria" w:hAnsi="Cambria"/>
@@ -401,13 +782,32 @@
           <w:color w:val="2C5F2D"/>
           <w:sz w:val="24"/>
         </w:rPr>
-        <w:t>Slide 7 — Re-Entry Check-In</w:t>
+        <w:t xml:space="preserve">   Re-Entry Check-In</w:t>
+      </w:r>
+      <w:r>
+        <w:rPr>
+          <w:b/>
+          <w:color w:val="B45309"/>
+          <w:sz w:val="17"/>
+        </w:rPr>
+        <w:t xml:space="preserve">    CONTENT PRESENTER</w:t>
+      </w:r>
+      <w:r>
+        <w:rPr>
+          <w:b w:val="0"/>
+          <w:color w:val="7F7F7F"/>
+          <w:sz w:val="16"/>
+        </w:rPr>
+        <w:t xml:space="preserve">   · slide 7 of 18</w:t>
       </w:r>
     </w:p>
     <w:p>
       <w:pPr>
         <w:keepNext/>
-        <w:spacing w:after="40"/>
+        <w:pBdr>
+          <w:left w:val="double" w:sz="12" w:space="8" w:color="B45309"/>
+        </w:pBdr>
+        <w:spacing w:before="0" w:after="60"/>
       </w:pPr>
       <w:r>
         <w:rPr>
@@ -415,44 +815,78 @@
           <w:color w:val="6B8E3F"/>
           <w:sz w:val="18"/>
         </w:rPr>
-        <w:t>S7 · 7:25–7:34 · LEAD: CONTENT PRESENTER</w:t>
+        <w:t xml:space="preserve">S7 · 7:25–7:34 · </w:t>
+      </w:r>
+      <w:r>
+        <w:rPr>
+          <w:b/>
+          <w:color w:val="B45309"/>
+          <w:sz w:val="18"/>
+        </w:rPr>
+        <w:t>LEAD: CONTENT PRESENTER</w:t>
+      </w:r>
+      <w:r>
+        <w:rPr>
+          <w:b/>
+          <w:color w:val="6B8E3F"/>
+          <w:sz w:val="18"/>
+        </w:rPr>
       </w:r>
     </w:p>
     <w:p>
       <w:pPr>
-        <w:ind w:left="216"/>
+        <w:pBdr>
+          <w:left w:val="double" w:sz="12" w:space="8" w:color="B45309"/>
+        </w:pBdr>
+        <w:spacing w:before="0" w:after="60"/>
       </w:pPr>
       <w:r>
         <w:rPr>
           <w:b/>
           <w:color w:val="595959"/>
         </w:rPr>
-        <w:t>BEATS:</w:t>
+        <w:t xml:space="preserve">BEATS: </w:t>
       </w:r>
       <w:r>
-        <w:t xml:space="preserve"> 1. Ninety seconds each: one sentence on the Examen, how the break treated the practice, or anything shifted. 2. Say it: 'thinned out over the break' is a completely normal answer — the practice picks up where you are. 3. Take 2–3 contributions, then move. 4. Open door: anyone still carrying Week 6, find a Companion before leaving today.</w:t>
+        <w:t>1. Ninety seconds each: one sentence on the Examen, how the break treated the practice, or anything shifted. 2. Say it: 'thinned out over the break' is a completely normal answer — the practice picks up where you are. 3. Take 2–3 contributions, then move. 4. Open door: anyone still carrying Week 6, find a Companion before leaving today.</w:t>
       </w:r>
     </w:p>
     <w:p>
       <w:pPr>
-        <w:ind w:left="216"/>
+        <w:pBdr>
+          <w:left w:val="double" w:sz="12" w:space="8" w:color="B45309"/>
+        </w:pBdr>
+        <w:spacing w:before="0" w:after="60"/>
       </w:pPr>
       <w:r>
         <w:rPr>
           <w:b/>
           <w:color w:val="595959"/>
         </w:rPr>
-        <w:t>CUES:</w:t>
+        <w:t xml:space="preserve">CUES: </w:t>
       </w:r>
       <w:r>
-        <w:t xml:space="preserve"> Arranged parent opens (check the Run Card) — never cold-call a teen; pass-anytime holds.</w:t>
+        <w:t>Arranged parent opens (check the Run Card) — never cold-call a teen; pass-anytime holds.</w:t>
       </w:r>
     </w:p>
     <w:p>
       <w:pPr>
         <w:keepNext/>
-        <w:spacing w:before="160" w:after="20"/>
+        <w:pBdr>
+          <w:left w:val="double" w:sz="12" w:space="8" w:color="B45309"/>
+        </w:pBdr>
+        <w:shd w:val="clear" w:color="auto" w:fill="FCE9D6"/>
+        <w:spacing w:before="160" w:after="40"/>
       </w:pPr>
+      <w:r>
+        <w:rPr>
+          <w:rFonts w:ascii="Cambria" w:hAnsi="Cambria"/>
+          <w:b/>
+          <w:color w:val="B45309"/>
+          <w:sz w:val="30"/>
+        </w:rPr>
+        <w:t>P8</w:t>
+      </w:r>
       <w:r>
         <w:rPr>
           <w:rFonts w:ascii="Cambria" w:hAnsi="Cambria"/>
@@ -460,13 +894,32 @@
           <w:color w:val="2C5F2D"/>
           <w:sz w:val="24"/>
         </w:rPr>
-        <w:t>Slide 8 — The Round, for All of Us</w:t>
+        <w:t xml:space="preserve">   The Round, for All of Us</w:t>
+      </w:r>
+      <w:r>
+        <w:rPr>
+          <w:b/>
+          <w:color w:val="B45309"/>
+          <w:sz w:val="17"/>
+        </w:rPr>
+        <w:t xml:space="preserve">    CONTENT PRESENTER</w:t>
+      </w:r>
+      <w:r>
+        <w:rPr>
+          <w:b w:val="0"/>
+          <w:color w:val="7F7F7F"/>
+          <w:sz w:val="16"/>
+        </w:rPr>
+        <w:t xml:space="preserve">   · slide 8 of 18</w:t>
       </w:r>
     </w:p>
     <w:p>
       <w:pPr>
         <w:keepNext/>
-        <w:spacing w:after="40"/>
+        <w:pBdr>
+          <w:left w:val="double" w:sz="12" w:space="8" w:color="B45309"/>
+        </w:pBdr>
+        <w:spacing w:before="0" w:after="60"/>
       </w:pPr>
       <w:r>
         <w:rPr>
@@ -474,12 +927,30 @@
           <w:color w:val="6B8E3F"/>
           <w:sz w:val="18"/>
         </w:rPr>
-        <w:t>S7 · 7:25–7:34 · LEAD: CONTENT PRESENTER</w:t>
+        <w:t xml:space="preserve">S7 · 7:25–7:34 · </w:t>
+      </w:r>
+      <w:r>
+        <w:rPr>
+          <w:b/>
+          <w:color w:val="B45309"/>
+          <w:sz w:val="18"/>
+        </w:rPr>
+        <w:t>LEAD: CONTENT PRESENTER</w:t>
+      </w:r>
+      <w:r>
+        <w:rPr>
+          <w:b/>
+          <w:color w:val="6B8E3F"/>
+          <w:sz w:val="18"/>
+        </w:rPr>
       </w:r>
     </w:p>
     <w:p>
       <w:pPr>
-        <w:ind w:left="216"/>
+        <w:pBdr>
+          <w:left w:val="double" w:sz="12" w:space="8" w:color="B45309"/>
+        </w:pBdr>
+        <w:spacing w:before="0" w:after="20"/>
       </w:pPr>
       <w:r>
         <w:rPr>
@@ -491,7 +962,10 @@
     </w:p>
     <w:p>
       <w:pPr>
-        <w:ind w:left="216"/>
+        <w:pBdr>
+          <w:left w:val="double" w:sz="12" w:space="8" w:color="B45309"/>
+        </w:pBdr>
+        <w:spacing w:before="0" w:after="60"/>
       </w:pPr>
       <w:r>
         <w:t>1. After the break check-in: 'the three questions that went home two weeks ago — let's apply the process we use for the leader reflection to ourselves, as a group.' One rule, warmly: the group, never any one person.</w:t>
@@ -499,7 +973,10 @@
     </w:p>
     <w:p>
       <w:pPr>
-        <w:ind w:left="216"/>
+        <w:pBdr>
+          <w:left w:val="double" w:sz="12" w:space="8" w:color="B45309"/>
+        </w:pBdr>
+        <w:spacing w:before="0" w:after="60"/>
       </w:pPr>
       <w:r>
         <w:t>2. The leader answers FIRST — all three, briefly, a story or moment attached to each. Modeling that answers come with what you saw is the whole teaching.</w:t>
@@ -507,7 +984,10 @@
     </w:p>
     <w:p>
       <w:pPr>
-        <w:ind w:left="216"/>
+        <w:pBdr>
+          <w:left w:val="double" w:sz="12" w:space="8" w:color="B45309"/>
+        </w:pBdr>
+        <w:spacing w:before="0" w:after="60"/>
       </w:pPr>
       <w:r>
         <w:t>3. The room answers, any question, any order; the Co-Companion scribes keep · change · tell for tonight's debrief sheet. Thursday's Call maps their answers to the three signs — the team's side of the paper, never the room's.</w:t>
@@ -515,22 +995,28 @@
     </w:p>
     <w:p>
       <w:pPr>
-        <w:ind w:left="216"/>
+        <w:pBdr>
+          <w:left w:val="double" w:sz="12" w:space="8" w:color="B45309"/>
+        </w:pBdr>
+        <w:spacing w:before="0" w:after="60"/>
       </w:pPr>
       <w:r>
         <w:rPr>
           <w:b/>
           <w:color w:val="595959"/>
         </w:rPr>
-        <w:t>CUES:</w:t>
+        <w:t xml:space="preserve">CUES: </w:t>
       </w:r>
       <w:r>
-        <w:t xml:space="preserve"> a bare verdict → 'say more — what did that look like?' · drifts toward a person → 'the group, never any one person — if something needs a name, bring it to one of us after.'</w:t>
+        <w:t>a bare verdict → 'say more — what did that look like?' · drifts toward a person → 'the group, never any one person — if something needs a name, bring it to one of us after.'</w:t>
       </w:r>
     </w:p>
     <w:p>
       <w:pPr>
-        <w:ind w:left="216"/>
+        <w:pBdr>
+          <w:left w:val="double" w:sz="12" w:space="8" w:color="B45309"/>
+        </w:pBdr>
+        <w:spacing w:before="0" w:after="60"/>
       </w:pPr>
       <w:r>
         <w:t>POCKET (only if a gap matters): 'when hard things landed this quarter, how did we do?' · 'what would a brand-new family feel in their first ten minutes with us?'</w:t>
@@ -538,32 +1024,58 @@
     </w:p>
     <w:p>
       <w:pPr>
-        <w:ind w:left="216"/>
+        <w:pBdr>
+          <w:left w:val="double" w:sz="12" w:space="8" w:color="B45309"/>
+        </w:pBdr>
+        <w:spacing w:before="0" w:after="60"/>
       </w:pPr>
       <w:r>
         <w:rPr>
           <w:b/>
           <w:color w:val="595959"/>
         </w:rPr>
-        <w:t>GUARD:</w:t>
+        <w:t xml:space="preserve">GUARD: </w:t>
       </w:r>
       <w:r>
-        <w:t xml:space="preserve"> receive everything without correcting — glowing or grim, it is data, not a draft the team edits. Close: 'a group that knows what it has can choose to keep it.'</w:t>
+        <w:t>receive everything without correcting — glowing or grim, it is data, not a draft the team edits. Close: 'a group that knows what it has can choose to keep it.'</w:t>
       </w:r>
     </w:p>
     <w:p>
       <w:pPr>
-        <w:ind w:left="216"/>
+        <w:pBdr>
+          <w:left w:val="double" w:sz="12" w:space="8" w:color="B45309"/>
+        </w:pBdr>
+        <w:spacing w:before="0" w:after="60"/>
       </w:pPr>
       <w:r>
-        <w:t>SUB: the answers modeled first are the leader's own — a substitute answers honestly for themselves.</w:t>
+        <w:rPr>
+          <w:b/>
+          <w:color w:val="595959"/>
+        </w:rPr>
+        <w:t xml:space="preserve">SUB: </w:t>
+      </w:r>
+      <w:r>
+        <w:t>the answers modeled first are the leader's own — a substitute answers honestly for themselves.</w:t>
       </w:r>
     </w:p>
     <w:p>
       <w:pPr>
         <w:keepNext/>
-        <w:spacing w:before="160" w:after="20"/>
+        <w:pBdr>
+          <w:left w:val="double" w:sz="12" w:space="8" w:color="B45309"/>
+        </w:pBdr>
+        <w:shd w:val="clear" w:color="auto" w:fill="FCE9D6"/>
+        <w:spacing w:before="160" w:after="40"/>
       </w:pPr>
+      <w:r>
+        <w:rPr>
+          <w:rFonts w:ascii="Cambria" w:hAnsi="Cambria"/>
+          <w:b/>
+          <w:color w:val="B45309"/>
+          <w:sz w:val="30"/>
+        </w:rPr>
+        <w:t>P9</w:t>
+      </w:r>
       <w:r>
         <w:rPr>
           <w:rFonts w:ascii="Cambria" w:hAnsi="Cambria"/>
@@ -571,13 +1083,32 @@
           <w:color w:val="2C5F2D"/>
           <w:sz w:val="24"/>
         </w:rPr>
-        <w:t>Slide 9 — Romans 10:17 — The Chain</w:t>
+        <w:t xml:space="preserve">   Romans 10:17 — The Chain</w:t>
+      </w:r>
+      <w:r>
+        <w:rPr>
+          <w:b/>
+          <w:color w:val="B45309"/>
+          <w:sz w:val="17"/>
+        </w:rPr>
+        <w:t xml:space="preserve">    CONTENT PRESENTER</w:t>
+      </w:r>
+      <w:r>
+        <w:rPr>
+          <w:b w:val="0"/>
+          <w:color w:val="7F7F7F"/>
+          <w:sz w:val="16"/>
+        </w:rPr>
+        <w:t xml:space="preserve">   · slide 9 of 18</w:t>
       </w:r>
     </w:p>
     <w:p>
       <w:pPr>
         <w:keepNext/>
-        <w:spacing w:after="40"/>
+        <w:pBdr>
+          <w:left w:val="double" w:sz="12" w:space="8" w:color="B45309"/>
+        </w:pBdr>
+        <w:spacing w:before="0" w:after="60"/>
       </w:pPr>
       <w:r>
         <w:rPr>
@@ -585,29 +1116,60 @@
           <w:color w:val="6B8E3F"/>
           <w:sz w:val="18"/>
         </w:rPr>
-        <w:t>S7 · 7:34–7:40 · LEAD: CONTENT PRESENTER</w:t>
+        <w:t xml:space="preserve">S7 · 7:34–7:40 · </w:t>
+      </w:r>
+      <w:r>
+        <w:rPr>
+          <w:b/>
+          <w:color w:val="B45309"/>
+          <w:sz w:val="18"/>
+        </w:rPr>
+        <w:t>LEAD: CONTENT PRESENTER</w:t>
+      </w:r>
+      <w:r>
+        <w:rPr>
+          <w:b/>
+          <w:color w:val="6B8E3F"/>
+          <w:sz w:val="18"/>
+        </w:rPr>
       </w:r>
     </w:p>
     <w:p>
       <w:pPr>
-        <w:ind w:left="216"/>
+        <w:pBdr>
+          <w:left w:val="double" w:sz="12" w:space="8" w:color="B45309"/>
+        </w:pBdr>
+        <w:spacing w:before="0" w:after="60"/>
       </w:pPr>
       <w:r>
         <w:rPr>
           <w:b/>
           <w:color w:val="595959"/>
         </w:rPr>
-        <w:t>BEATS:</w:t>
+        <w:t xml:space="preserve">BEATS: </w:t>
       </w:r>
       <w:r>
-        <w:t xml:space="preserve"> 1. Read Romans 10:17 aloud, slow. 2. Teach the chain: Word, Hearing, Faith — faith is the fruit of a practice, not of trying harder. 3. John 10:27 — the sheep hear because they are His; the quiet road is still open, any evenings, any Companion. 4. Hearing is a skill; write PROAPT on the board: Pray, Read, Observe, Apply, Pray again, Tell. 5. Preview: whole room works Mark 1:14–20 together, then family pairs work the same passage.</w:t>
+        <w:t>1. Read Romans 10:17 aloud, slow. 2. Teach the chain: Word, Hearing, Faith — faith is the fruit of a practice, not of trying harder. 3. John 10:27 — the sheep hear because they are His; the quiet road is still open, any evenings, any Companion. 4. Hearing is a skill; write PROAPT on the board: Pray, Read, Observe, Apply, Pray again, Tell. 5. Preview: whole room works Mark 1:14–20 together, then family pairs work the same passage.</w:t>
       </w:r>
     </w:p>
     <w:p>
       <w:pPr>
         <w:keepNext/>
-        <w:spacing w:before="160" w:after="20"/>
+        <w:pBdr>
+          <w:left w:val="double" w:sz="12" w:space="8" w:color="B45309"/>
+        </w:pBdr>
+        <w:shd w:val="clear" w:color="auto" w:fill="FCE9D6"/>
+        <w:spacing w:before="160" w:after="40"/>
       </w:pPr>
+      <w:r>
+        <w:rPr>
+          <w:rFonts w:ascii="Cambria" w:hAnsi="Cambria"/>
+          <w:b/>
+          <w:color w:val="B45309"/>
+          <w:sz w:val="30"/>
+        </w:rPr>
+        <w:t>P10</w:t>
+      </w:r>
       <w:r>
         <w:rPr>
           <w:rFonts w:ascii="Cambria" w:hAnsi="Cambria"/>
@@ -615,13 +1177,32 @@
           <w:color w:val="2C5F2D"/>
           <w:sz w:val="24"/>
         </w:rPr>
-        <w:t>Slide 10 — PROAPT Walked Together — Mark 1:14–20</w:t>
+        <w:t xml:space="preserve">   PROAPT Walked Together — Mark 1:14–20</w:t>
+      </w:r>
+      <w:r>
+        <w:rPr>
+          <w:b/>
+          <w:color w:val="B45309"/>
+          <w:sz w:val="17"/>
+        </w:rPr>
+        <w:t xml:space="preserve">    CONTENT PRESENTER</w:t>
+      </w:r>
+      <w:r>
+        <w:rPr>
+          <w:b w:val="0"/>
+          <w:color w:val="7F7F7F"/>
+          <w:sz w:val="16"/>
+        </w:rPr>
+        <w:t xml:space="preserve">   · slide 10 of 18</w:t>
       </w:r>
     </w:p>
     <w:p>
       <w:pPr>
         <w:keepNext/>
-        <w:spacing w:after="40"/>
+        <w:pBdr>
+          <w:left w:val="double" w:sz="12" w:space="8" w:color="B45309"/>
+        </w:pBdr>
+        <w:spacing w:before="0" w:after="60"/>
       </w:pPr>
       <w:r>
         <w:rPr>
@@ -629,59 +1210,96 @@
           <w:color w:val="6B8E3F"/>
           <w:sz w:val="18"/>
         </w:rPr>
-        <w:t>S7 · 7:40–7:49 · LEAD: CONTENT PRESENTER</w:t>
+        <w:t xml:space="preserve">S7 · 7:40–7:49 · </w:t>
+      </w:r>
+      <w:r>
+        <w:rPr>
+          <w:b/>
+          <w:color w:val="B45309"/>
+          <w:sz w:val="18"/>
+        </w:rPr>
+        <w:t>LEAD: CONTENT PRESENTER</w:t>
+      </w:r>
+      <w:r>
+        <w:rPr>
+          <w:b/>
+          <w:color w:val="6B8E3F"/>
+          <w:sz w:val="18"/>
+        </w:rPr>
       </w:r>
     </w:p>
     <w:p>
       <w:pPr>
-        <w:ind w:left="216"/>
+        <w:pBdr>
+          <w:left w:val="double" w:sz="12" w:space="8" w:color="B45309"/>
+        </w:pBdr>
+        <w:spacing w:before="0" w:after="60"/>
       </w:pPr>
       <w:r>
         <w:rPr>
           <w:b/>
           <w:color w:val="595959"/>
         </w:rPr>
-        <w:t>BEATS:</w:t>
+        <w:t xml:space="preserve">BEATS: </w:t>
       </w:r>
       <w:r>
-        <w:t xml:space="preserve"> 1. The most important teaching block of the night — walk all six steps on Mark 1:14–20, everyone on handout H7.2. 2. PRAY 90s (silence, then invite the Spirit aloud). READ 90s. OBSERVE 3 min — data first, then what surprises; take 3–4 shares, receive without evaluating. 3. APPLY 3 min — for YOU, today, specifically; 2–3 shares. 4. PRAY AGAIN 90s silence. TELL 60s — happens in the pairs later. 5. Hold the silences; do not rush.</w:t>
+        <w:t>1. The most important teaching block of the night — walk all six steps on Mark 1:14–20, everyone on handout H7.2. 2. PRAY 90s (silence, then invite the Spirit aloud). READ 90s. OBSERVE 3 min — data first, then what surprises; take 3–4 shares, receive without evaluating. 3. APPLY 3 min — for YOU, today, specifically; 2–3 shares. 4. PRAY AGAIN 90s silence. TELL 60s — happens in the pairs later. 5. Hold the silences; do not rush.</w:t>
       </w:r>
     </w:p>
     <w:p>
       <w:pPr>
-        <w:ind w:left="216"/>
+        <w:pBdr>
+          <w:left w:val="double" w:sz="12" w:space="8" w:color="B45309"/>
+        </w:pBdr>
+        <w:spacing w:before="0" w:after="60"/>
       </w:pPr>
       <w:r>
         <w:rPr>
           <w:b/>
           <w:color w:val="595959"/>
         </w:rPr>
-        <w:t>CUES:</w:t>
+        <w:t xml:space="preserve">CUES: </w:t>
       </w:r>
       <w:r>
-        <w:t xml:space="preserve"> If an Apply goes vague or grand, push gently for one specific concrete application.</w:t>
+        <w:t>If an Apply goes vague or grand, push gently for one specific concrete application.</w:t>
       </w:r>
     </w:p>
     <w:p>
       <w:pPr>
-        <w:ind w:left="216"/>
+        <w:pBdr>
+          <w:left w:val="double" w:sz="12" w:space="8" w:color="B45309"/>
+        </w:pBdr>
+        <w:spacing w:before="0" w:after="60"/>
       </w:pPr>
       <w:r>
         <w:rPr>
           <w:b/>
           <w:color w:val="595959"/>
         </w:rPr>
-        <w:t>WHY:</w:t>
+        <w:t xml:space="preserve">WHY: </w:t>
       </w:r>
       <w:r>
-        <w:t xml:space="preserve"> the order protects the hearing — what the text says before what it means. 1. PRAY — we come to hear, not to extract; the Word is His. 2. READ — let it land whole before taking it apart. 3. OBSERVE, the data — the ground: what the page actually says, checkable by anyone; skipping it is where most misreadings start. OBSERVE, the interpretation — what it meant in its own world before it means anything in ours. 4. APPLY — where reading becomes hearing: one specific thing, for me, not for someone else. 5. PRAY AGAIN — hearing becomes a response; obedience starts here. 6. TELL — spoken hearing stays, and someone else hears what you heard. Full page: “PROAPT — What Each Step Is For” (Planning).</w:t>
+        <w:t>the order protects the hearing — what the text says before what it means. 1. PRAY — we come to hear, not to extract; the Word is His. 2. READ — let it land whole before taking it apart. 3. OBSERVE, the data — the ground: what the page actually says, checkable by anyone; skipping it is where most misreadings start. OBSERVE, the interpretation — what it meant in its own world before it means anything in ours. 4. APPLY — where reading becomes hearing: one specific thing, for me, not for someone else. 5. PRAY AGAIN — hearing becomes a response; obedience starts here. 6. TELL — spoken hearing stays, and someone else hears what you heard. Full page: “PROAPT — What Each Step Is For” (Planning).</w:t>
       </w:r>
     </w:p>
     <w:p>
       <w:pPr>
         <w:keepNext/>
-        <w:spacing w:before="160" w:after="20"/>
+        <w:pBdr>
+          <w:left w:val="double" w:sz="12" w:space="8" w:color="B45309"/>
+        </w:pBdr>
+        <w:shd w:val="clear" w:color="auto" w:fill="FCE9D6"/>
+        <w:spacing w:before="160" w:after="40"/>
       </w:pPr>
+      <w:r>
+        <w:rPr>
+          <w:rFonts w:ascii="Cambria" w:hAnsi="Cambria"/>
+          <w:b/>
+          <w:color w:val="B45309"/>
+          <w:sz w:val="30"/>
+        </w:rPr>
+        <w:t>P11</w:t>
+      </w:r>
       <w:r>
         <w:rPr>
           <w:rFonts w:ascii="Cambria" w:hAnsi="Cambria"/>
@@ -689,13 +1307,32 @@
           <w:color w:val="2C5F2D"/>
           <w:sz w:val="24"/>
         </w:rPr>
-        <w:t>Slide 11 — Bridge to the pairs — Pair Structure</w:t>
+        <w:t xml:space="preserve">   Bridge to the pairs — Pair Structure</w:t>
+      </w:r>
+      <w:r>
+        <w:rPr>
+          <w:b/>
+          <w:color w:val="B45309"/>
+          <w:sz w:val="17"/>
+        </w:rPr>
+        <w:t xml:space="preserve">    CONTENT PRESENTER</w:t>
+      </w:r>
+      <w:r>
+        <w:rPr>
+          <w:b w:val="0"/>
+          <w:color w:val="7F7F7F"/>
+          <w:sz w:val="16"/>
+        </w:rPr>
+        <w:t xml:space="preserve">   · slide 11 of 18</w:t>
       </w:r>
     </w:p>
     <w:p>
       <w:pPr>
         <w:keepNext/>
-        <w:spacing w:after="40"/>
+        <w:pBdr>
+          <w:left w:val="double" w:sz="12" w:space="8" w:color="B45309"/>
+        </w:pBdr>
+        <w:spacing w:before="0" w:after="60"/>
       </w:pPr>
       <w:r>
         <w:rPr>
@@ -703,44 +1340,79 @@
           <w:color w:val="6B8E3F"/>
           <w:sz w:val="18"/>
         </w:rPr>
-        <w:t>S7 · 7:49–7:50 · LEAD: CONTENT PRESENTER · TRANSITION</w:t>
+        <w:t xml:space="preserve">S7 · 7:49–7:50 · </w:t>
+      </w:r>
+      <w:r>
+        <w:rPr>
+          <w:b/>
+          <w:color w:val="B45309"/>
+          <w:sz w:val="18"/>
+        </w:rPr>
+        <w:t>LEAD: CONTENT PRESENTER</w:t>
+      </w:r>
+      <w:r>
+        <w:rPr>
+          <w:b/>
+          <w:color w:val="6B8E3F"/>
+          <w:sz w:val="18"/>
+        </w:rPr>
+        <w:t xml:space="preserve"> · TRANSITION</w:t>
       </w:r>
     </w:p>
     <w:p>
       <w:pPr>
-        <w:ind w:left="216"/>
+        <w:pBdr>
+          <w:left w:val="double" w:sz="12" w:space="8" w:color="B45309"/>
+        </w:pBdr>
+        <w:spacing w:before="0" w:after="60"/>
       </w:pPr>
       <w:r>
         <w:rPr>
           <w:b/>
           <w:color w:val="595959"/>
         </w:rPr>
-        <w:t>BEATS:</w:t>
+        <w:t xml:space="preserve">BEATS: </w:t>
       </w:r>
       <w:r>
-        <w:t xml:space="preserve"> 1. Explain the pair shape: parent with your own teen by default; one Reader, one Listener; switch at twelve minutes. 2. Name it: pairing inside your own family is the design working, not the consolation prize. 3. Pray and send.</w:t>
+        <w:t>1. Explain the pair shape: parent with your own teen by default; one Reader, one Listener; switch at twelve minutes. 2. Name it: pairing inside your own family is the design working, not the consolation prize. 3. Pray and send.</w:t>
       </w:r>
     </w:p>
     <w:p>
       <w:pPr>
-        <w:ind w:left="216"/>
+        <w:pBdr>
+          <w:left w:val="double" w:sz="12" w:space="8" w:color="B45309"/>
+        </w:pBdr>
+        <w:spacing w:before="0" w:after="60"/>
       </w:pPr>
       <w:r>
         <w:rPr>
           <w:b/>
           <w:color w:val="595959"/>
         </w:rPr>
-        <w:t>CUES:</w:t>
+        <w:t xml:space="preserve">CUES: </w:t>
       </w:r>
       <w:r>
-        <w:t xml:space="preserve"> Lead Companions settle odd numbers across families. If the room is about ten or fewer, skip the pairing — one circle, pair up in place.</w:t>
+        <w:t>Lead Companions settle odd numbers across families. If the room is about ten or fewer, skip the pairing — one circle, pair up in place.</w:t>
       </w:r>
     </w:p>
     <w:p>
       <w:pPr>
         <w:keepNext/>
-        <w:spacing w:before="160" w:after="20"/>
+        <w:pBdr>
+          <w:left w:val="double" w:sz="12" w:space="8" w:color="B45309"/>
+        </w:pBdr>
+        <w:shd w:val="clear" w:color="auto" w:fill="FCE9D6"/>
+        <w:spacing w:before="160" w:after="40"/>
       </w:pPr>
+      <w:r>
+        <w:rPr>
+          <w:rFonts w:ascii="Cambria" w:hAnsi="Cambria"/>
+          <w:b/>
+          <w:color w:val="B45309"/>
+          <w:sz w:val="30"/>
+        </w:rPr>
+        <w:t>P12</w:t>
+      </w:r>
       <w:r>
         <w:rPr>
           <w:rFonts w:ascii="Cambria" w:hAnsi="Cambria"/>
@@ -748,13 +1420,32 @@
           <w:color w:val="2C5F2D"/>
           <w:sz w:val="24"/>
         </w:rPr>
-        <w:t>Slide 12 — PROAPT in Family Pairs</w:t>
+        <w:t xml:space="preserve">   PROAPT in Family Pairs</w:t>
+      </w:r>
+      <w:r>
+        <w:rPr>
+          <w:b/>
+          <w:color w:val="B45309"/>
+          <w:sz w:val="17"/>
+        </w:rPr>
+        <w:t xml:space="preserve">    CONTENT PRESENTER</w:t>
+      </w:r>
+      <w:r>
+        <w:rPr>
+          <w:b w:val="0"/>
+          <w:color w:val="7F7F7F"/>
+          <w:sz w:val="16"/>
+        </w:rPr>
+        <w:t xml:space="preserve">   · slide 12 of 18</w:t>
       </w:r>
     </w:p>
     <w:p>
       <w:pPr>
         <w:keepNext/>
-        <w:spacing w:after="40"/>
+        <w:pBdr>
+          <w:left w:val="double" w:sz="12" w:space="8" w:color="B45309"/>
+        </w:pBdr>
+        <w:spacing w:before="0" w:after="60"/>
       </w:pPr>
       <w:r>
         <w:rPr>
@@ -762,42 +1453,67 @@
           <w:color w:val="6B8E3F"/>
           <w:sz w:val="18"/>
         </w:rPr>
-        <w:t>S7 · 7:50–8:13 · LEAD: CONTENT PRESENTER · PAIRS</w:t>
+        <w:t xml:space="preserve">S7 · 7:50–8:13 · </w:t>
+      </w:r>
+      <w:r>
+        <w:rPr>
+          <w:b/>
+          <w:color w:val="B45309"/>
+          <w:sz w:val="18"/>
+        </w:rPr>
+        <w:t>LEAD: CONTENT PRESENTER</w:t>
+      </w:r>
+      <w:r>
+        <w:rPr>
+          <w:b/>
+          <w:color w:val="6B8E3F"/>
+          <w:sz w:val="18"/>
+        </w:rPr>
+        <w:t xml:space="preserve"> · PAIRS</w:t>
       </w:r>
     </w:p>
     <w:p>
       <w:pPr>
-        <w:ind w:left="216"/>
+        <w:pBdr>
+          <w:left w:val="double" w:sz="12" w:space="8" w:color="B45309"/>
+        </w:pBdr>
+        <w:spacing w:before="0" w:after="60"/>
       </w:pPr>
       <w:r>
         <w:rPr>
           <w:b/>
           <w:color w:val="595959"/>
         </w:rPr>
-        <w:t>BEATS:</w:t>
+        <w:t xml:space="preserve">BEATS: </w:t>
       </w:r>
       <w:r>
-        <w:t xml:space="preserve"> 1. First pass 12 min: Reader leads the six steps, Listener works alongside without interrupting; Reader's Tell goes to the Listener, one sentence. 2. Switch roles; second pass 12 min, same or new passage. 3. Companions float: stuck on Observe — 'one word or phrase that caught you'; stuck on Apply — 'one specific situation right now'; rushing — 'the Spirit isn't in a hurry'; finished early — another passage, get reps.</w:t>
+        <w:t>1. First pass 12 min: Reader leads the six steps, Listener works alongside without interrupting; Reader's Tell goes to the Listener, one sentence. 2. Switch roles; second pass 12 min, same or new passage. 3. Companions float: stuck on Observe — 'one word or phrase that caught you'; stuck on Apply — 'one specific situation right now'; rushing — 'the Spirit isn't in a hurry'; finished early — another passage, get reps.</w:t>
       </w:r>
     </w:p>
     <w:p>
       <w:pPr>
-        <w:ind w:left="216"/>
+        <w:pBdr>
+          <w:left w:val="double" w:sz="12" w:space="8" w:color="B45309"/>
+        </w:pBdr>
+        <w:spacing w:before="0" w:after="60"/>
       </w:pPr>
       <w:r>
         <w:rPr>
           <w:b/>
           <w:color w:val="595959"/>
         </w:rPr>
-        <w:t>CUES:</w:t>
+        <w:t xml:space="preserve">CUES: </w:t>
       </w:r>
       <w:r>
-        <w:t xml:space="preserve"> If something heavy surfaces, honor it briefly and follow up after the close — do not process it in the pair.</w:t>
+        <w:t>If something heavy surfaces, honor it briefly and follow up after the close — do not process it in the pair.</w:t>
       </w:r>
     </w:p>
     <w:p>
       <w:pPr>
-        <w:ind w:left="216"/>
+        <w:pBdr>
+          <w:left w:val="double" w:sz="12" w:space="8" w:color="B45309"/>
+        </w:pBdr>
+        <w:spacing w:before="0" w:after="60"/>
       </w:pPr>
       <w:r>
         <w:t>REPS (combined form): hearing is a skill, and skills take reps — pass one was rep one; pass two is rep two, on a fresh passage. A passage speaks differently on a second hearing; tonight the room tests that inside one evening.</w:t>
@@ -806,8 +1522,21 @@
     <w:p>
       <w:pPr>
         <w:keepNext/>
-        <w:spacing w:before="160" w:after="20"/>
+        <w:pBdr>
+          <w:left w:val="double" w:sz="12" w:space="8" w:color="B45309"/>
+        </w:pBdr>
+        <w:shd w:val="clear" w:color="auto" w:fill="FCE9D6"/>
+        <w:spacing w:before="160" w:after="40"/>
       </w:pPr>
+      <w:r>
+        <w:rPr>
+          <w:rFonts w:ascii="Cambria" w:hAnsi="Cambria"/>
+          <w:b/>
+          <w:color w:val="B45309"/>
+          <w:sz w:val="30"/>
+        </w:rPr>
+        <w:t>P13</w:t>
+      </w:r>
       <w:r>
         <w:rPr>
           <w:rFonts w:ascii="Cambria" w:hAnsi="Cambria"/>
@@ -815,13 +1544,32 @@
           <w:color w:val="2C5F2D"/>
           <w:sz w:val="24"/>
         </w:rPr>
-        <w:t>Slide 13 — Tell Step — Sharing in the pair</w:t>
+        <w:t xml:space="preserve">   Tell Step — Sharing in the pair</w:t>
+      </w:r>
+      <w:r>
+        <w:rPr>
+          <w:b/>
+          <w:color w:val="B45309"/>
+          <w:sz w:val="17"/>
+        </w:rPr>
+        <w:t xml:space="preserve">    CONTENT PRESENTER</w:t>
+      </w:r>
+      <w:r>
+        <w:rPr>
+          <w:b w:val="0"/>
+          <w:color w:val="7F7F7F"/>
+          <w:sz w:val="16"/>
+        </w:rPr>
+        <w:t xml:space="preserve">   · slide 13 of 18</w:t>
       </w:r>
     </w:p>
     <w:p>
       <w:pPr>
         <w:keepNext/>
-        <w:spacing w:after="40"/>
+        <w:pBdr>
+          <w:left w:val="double" w:sz="12" w:space="8" w:color="B45309"/>
+        </w:pBdr>
+        <w:spacing w:before="0" w:after="60"/>
       </w:pPr>
       <w:r>
         <w:rPr>
@@ -829,44 +1577,79 @@
           <w:color w:val="6B8E3F"/>
           <w:sz w:val="18"/>
         </w:rPr>
-        <w:t>S7 · 8:13–8:19 · LEAD: CONTENT PRESENTER · PAIRS</w:t>
+        <w:t xml:space="preserve">S7 · 8:13–8:19 · </w:t>
+      </w:r>
+      <w:r>
+        <w:rPr>
+          <w:b/>
+          <w:color w:val="B45309"/>
+          <w:sz w:val="18"/>
+        </w:rPr>
+        <w:t>LEAD: CONTENT PRESENTER</w:t>
+      </w:r>
+      <w:r>
+        <w:rPr>
+          <w:b/>
+          <w:color w:val="6B8E3F"/>
+          <w:sz w:val="18"/>
+        </w:rPr>
+        <w:t xml:space="preserve"> · PAIRS</w:t>
       </w:r>
     </w:p>
     <w:p>
       <w:pPr>
-        <w:ind w:left="216"/>
+        <w:pBdr>
+          <w:left w:val="double" w:sz="12" w:space="8" w:color="B45309"/>
+        </w:pBdr>
+        <w:spacing w:before="0" w:after="60"/>
       </w:pPr>
       <w:r>
         <w:rPr>
           <w:b/>
           <w:color w:val="595959"/>
         </w:rPr>
-        <w:t>BEATS:</w:t>
+        <w:t xml:space="preserve">BEATS: </w:t>
       </w:r>
       <w:r>
-        <w:t xml:space="preserve"> 1. Re-form pairs out of pairs. 2. Each person tells ONE specific thing they heard today — one sentence, witnessed. 3. Receive each with 'We hear that' or 'Thank you for naming that' — no preaching, no interpreting. 4. Close the pair: what we heard is given to be walked out this week.</w:t>
+        <w:t>1. Re-form pairs out of pairs. 2. Each person tells ONE specific thing they heard today — one sentence, witnessed. 3. Receive each with 'We hear that' or 'Thank you for naming that' — no preaching, no interpreting. 4. Close the pair: what we heard is given to be walked out this week.</w:t>
       </w:r>
     </w:p>
     <w:p>
       <w:pPr>
-        <w:ind w:left="216"/>
+        <w:pBdr>
+          <w:left w:val="double" w:sz="12" w:space="8" w:color="B45309"/>
+        </w:pBdr>
+        <w:spacing w:before="0" w:after="60"/>
       </w:pPr>
       <w:r>
         <w:rPr>
           <w:b/>
           <w:color w:val="595959"/>
         </w:rPr>
-        <w:t>CUES:</w:t>
+        <w:t xml:space="preserve">CUES: </w:t>
       </w:r>
       <w:r>
-        <w:t xml:space="preserve"> Arranged parent opens the round (check the Run Card) — never cold-call a teen; teens choose their own depth; pass-anytime holds.</w:t>
+        <w:t>Arranged parent opens the round (check the Run Card) — never cold-call a teen; teens choose their own depth; pass-anytime holds.</w:t>
       </w:r>
     </w:p>
     <w:p>
       <w:pPr>
         <w:keepNext/>
-        <w:spacing w:before="160" w:after="20"/>
+        <w:pBdr>
+          <w:left w:val="double" w:sz="12" w:space="8" w:color="B45309"/>
+        </w:pBdr>
+        <w:shd w:val="clear" w:color="auto" w:fill="FCE9D6"/>
+        <w:spacing w:before="160" w:after="40"/>
       </w:pPr>
+      <w:r>
+        <w:rPr>
+          <w:rFonts w:ascii="Cambria" w:hAnsi="Cambria"/>
+          <w:b/>
+          <w:color w:val="B45309"/>
+          <w:sz w:val="30"/>
+        </w:rPr>
+        <w:t>P14</w:t>
+      </w:r>
       <w:r>
         <w:rPr>
           <w:rFonts w:ascii="Cambria" w:hAnsi="Cambria"/>
@@ -874,13 +1657,32 @@
           <w:color w:val="2C5F2D"/>
           <w:sz w:val="24"/>
         </w:rPr>
-        <w:t>Slide 14 — Merge and Homework Practice</w:t>
+        <w:t xml:space="preserve">   Merge and Homework Practice</w:t>
+      </w:r>
+      <w:r>
+        <w:rPr>
+          <w:b/>
+          <w:color w:val="B45309"/>
+          <w:sz w:val="17"/>
+        </w:rPr>
+        <w:t xml:space="preserve">    CONTENT PRESENTER</w:t>
+      </w:r>
+      <w:r>
+        <w:rPr>
+          <w:b w:val="0"/>
+          <w:color w:val="7F7F7F"/>
+          <w:sz w:val="16"/>
+        </w:rPr>
+        <w:t xml:space="preserve">   · slide 14 of 18</w:t>
       </w:r>
     </w:p>
     <w:p>
       <w:pPr>
         <w:keepNext/>
-        <w:spacing w:after="40"/>
+        <w:pBdr>
+          <w:left w:val="double" w:sz="12" w:space="8" w:color="B45309"/>
+        </w:pBdr>
+        <w:spacing w:before="0" w:after="60"/>
       </w:pPr>
       <w:r>
         <w:rPr>
@@ -888,44 +1690,78 @@
           <w:color w:val="6B8E3F"/>
           <w:sz w:val="18"/>
         </w:rPr>
-        <w:t>S7 · 8:19–8:20 · LEAD: CONTENT PRESENTER</w:t>
+        <w:t xml:space="preserve">S7 · 8:19–8:20 · </w:t>
+      </w:r>
+      <w:r>
+        <w:rPr>
+          <w:b/>
+          <w:color w:val="B45309"/>
+          <w:sz w:val="18"/>
+        </w:rPr>
+        <w:t>LEAD: CONTENT PRESENTER</w:t>
+      </w:r>
+      <w:r>
+        <w:rPr>
+          <w:b/>
+          <w:color w:val="6B8E3F"/>
+          <w:sz w:val="18"/>
+        </w:rPr>
       </w:r>
     </w:p>
     <w:p>
       <w:pPr>
-        <w:ind w:left="216"/>
+        <w:pBdr>
+          <w:left w:val="double" w:sz="12" w:space="8" w:color="B45309"/>
+        </w:pBdr>
+        <w:spacing w:before="0" w:after="60"/>
       </w:pPr>
       <w:r>
         <w:rPr>
           <w:b/>
           <w:color w:val="595959"/>
         </w:rPr>
-        <w:t>BEATS:</w:t>
+        <w:t xml:space="preserve">BEATS: </w:t>
       </w:r>
       <w:r>
-        <w:t xml:space="preserve"> 1. One word each — not what you heard (that is yours), but what the practice was like. 2. Introduce daily PROAPT: one short passage, five to ten minutes, every day — the journal Week 7 pages have the template. 3. Hold up H7.3: passage paths for teens and parents. 4. 'The chain only works if we work it.'</w:t>
+        <w:t>1. One word each — not what you heard (that is yours), but what the practice was like. 2. Introduce daily PROAPT: one short passage, five to ten minutes, every day — the journal Week 7 pages have the template. 3. Hold up H7.3: passage paths for teens and parents. 4. 'The chain only works if we work it.'</w:t>
       </w:r>
     </w:p>
     <w:p>
       <w:pPr>
-        <w:ind w:left="216"/>
+        <w:pBdr>
+          <w:left w:val="double" w:sz="12" w:space="8" w:color="B45309"/>
+        </w:pBdr>
+        <w:spacing w:before="0" w:after="60"/>
       </w:pPr>
       <w:r>
         <w:rPr>
           <w:b/>
           <w:color w:val="595959"/>
         </w:rPr>
-        <w:t>CUES:</w:t>
+        <w:t xml:space="preserve">CUES: </w:t>
       </w:r>
       <w:r>
-        <w:t xml:space="preserve"> Arranged parent begins the word round; anyone may pass.</w:t>
+        <w:t>Arranged parent begins the word round; anyone may pass.</w:t>
       </w:r>
     </w:p>
     <w:p>
       <w:pPr>
         <w:keepNext/>
-        <w:spacing w:before="160" w:after="20"/>
+        <w:pBdr>
+          <w:left w:val="double" w:sz="12" w:space="8" w:color="B45309"/>
+        </w:pBdr>
+        <w:shd w:val="clear" w:color="auto" w:fill="FCE9D6"/>
+        <w:spacing w:before="160" w:after="40"/>
       </w:pPr>
+      <w:r>
+        <w:rPr>
+          <w:rFonts w:ascii="Cambria" w:hAnsi="Cambria"/>
+          <w:b/>
+          <w:color w:val="B45309"/>
+          <w:sz w:val="30"/>
+        </w:rPr>
+        <w:t>P15</w:t>
+      </w:r>
       <w:r>
         <w:rPr>
           <w:rFonts w:ascii="Cambria" w:hAnsi="Cambria"/>
@@ -933,13 +1769,32 @@
           <w:color w:val="2C5F2D"/>
           <w:sz w:val="24"/>
         </w:rPr>
-        <w:t>Slide 15 — The Take-Home Sheet — the Daily Rhythm</w:t>
+        <w:t xml:space="preserve">   The Take-Home Sheet — the Daily Rhythm</w:t>
+      </w:r>
+      <w:r>
+        <w:rPr>
+          <w:b/>
+          <w:color w:val="B45309"/>
+          <w:sz w:val="17"/>
+        </w:rPr>
+        <w:t xml:space="preserve">    CONTENT PRESENTER</w:t>
+      </w:r>
+      <w:r>
+        <w:rPr>
+          <w:b w:val="0"/>
+          <w:color w:val="7F7F7F"/>
+          <w:sz w:val="16"/>
+        </w:rPr>
+        <w:t xml:space="preserve">   · slide 15 of 18</w:t>
       </w:r>
     </w:p>
     <w:p>
       <w:pPr>
         <w:keepNext/>
-        <w:spacing w:after="40"/>
+        <w:pBdr>
+          <w:left w:val="double" w:sz="12" w:space="8" w:color="B45309"/>
+        </w:pBdr>
+        <w:spacing w:before="0" w:after="60"/>
       </w:pPr>
       <w:r>
         <w:rPr>
@@ -947,12 +1802,30 @@
           <w:color w:val="6B8E3F"/>
           <w:sz w:val="18"/>
         </w:rPr>
-        <w:t>S7 · COMMISSIONING · LEAD: CONTENT PRESENTER</w:t>
+        <w:t xml:space="preserve">S7 · COMMISSIONING · </w:t>
+      </w:r>
+      <w:r>
+        <w:rPr>
+          <w:b/>
+          <w:color w:val="B45309"/>
+          <w:sz w:val="18"/>
+        </w:rPr>
+        <w:t>LEAD: CONTENT PRESENTER</w:t>
+      </w:r>
+      <w:r>
+        <w:rPr>
+          <w:b/>
+          <w:color w:val="6B8E3F"/>
+          <w:sz w:val="18"/>
+        </w:rPr>
       </w:r>
     </w:p>
     <w:p>
       <w:pPr>
-        <w:ind w:left="216"/>
+        <w:pBdr>
+          <w:left w:val="double" w:sz="12" w:space="8" w:color="B45309"/>
+        </w:pBdr>
+        <w:spacing w:before="0" w:after="20"/>
       </w:pPr>
       <w:r>
         <w:rPr>
@@ -964,7 +1837,10 @@
     </w:p>
     <w:p>
       <w:pPr>
-        <w:ind w:left="216"/>
+        <w:pBdr>
+          <w:left w:val="double" w:sz="12" w:space="8" w:color="B45309"/>
+        </w:pBdr>
+        <w:spacing w:before="0" w:after="60"/>
       </w:pPr>
       <w:r>
         <w:t>1. The sheet on the screen is the sheet in their hands — walk it, don't read it.</w:t>
@@ -972,7 +1848,10 @@
     </w:p>
     <w:p>
       <w:pPr>
-        <w:ind w:left="216"/>
+        <w:pBdr>
+          <w:left w:val="double" w:sz="12" w:space="8" w:color="B45309"/>
+        </w:pBdr>
+        <w:spacing w:before="0" w:after="60"/>
       </w:pPr>
       <w:r>
         <w:t>2. The standing rhythm first: the morning question, the evening journal line — one box per day on the week-grids.</w:t>
@@ -980,7 +1859,10 @@
     </w:p>
     <w:p>
       <w:pPr>
-        <w:ind w:left="216"/>
+        <w:pBdr>
+          <w:left w:val="double" w:sz="12" w:space="8" w:color="B45309"/>
+        </w:pBdr>
+        <w:spacing w:before="0" w:after="60"/>
       </w:pPr>
       <w:r>
         <w:t>3. A missed box is never a failure — it is an invitation to return.</w:t>
@@ -988,24 +1870,40 @@
     </w:p>
     <w:p>
       <w:pPr>
-        <w:ind w:left="216"/>
+        <w:pBdr>
+          <w:left w:val="double" w:sz="12" w:space="8" w:color="B45309"/>
+        </w:pBdr>
+        <w:spacing w:before="0" w:after="60"/>
       </w:pPr>
       <w:r>
         <w:rPr>
           <w:b/>
           <w:color w:val="595959"/>
         </w:rPr>
-        <w:t>CUES:</w:t>
+        <w:t xml:space="preserve">CUES: </w:t>
       </w:r>
       <w:r>
-        <w:t xml:space="preserve"> The four parts are the next slide.</w:t>
+        <w:t>The four parts are the next slide.</w:t>
       </w:r>
     </w:p>
     <w:p>
       <w:pPr>
         <w:keepNext/>
-        <w:spacing w:before="160" w:after="20"/>
+        <w:pBdr>
+          <w:left w:val="double" w:sz="12" w:space="8" w:color="B45309"/>
+        </w:pBdr>
+        <w:shd w:val="clear" w:color="auto" w:fill="FCE9D6"/>
+        <w:spacing w:before="160" w:after="40"/>
       </w:pPr>
+      <w:r>
+        <w:rPr>
+          <w:rFonts w:ascii="Cambria" w:hAnsi="Cambria"/>
+          <w:b/>
+          <w:color w:val="B45309"/>
+          <w:sz w:val="30"/>
+        </w:rPr>
+        <w:t>P16</w:t>
+      </w:r>
       <w:r>
         <w:rPr>
           <w:rFonts w:ascii="Cambria" w:hAnsi="Cambria"/>
@@ -1013,13 +1911,32 @@
           <w:color w:val="2C5F2D"/>
           <w:sz w:val="24"/>
         </w:rPr>
-        <w:t>Slide 16 — The Take-Home Sheet — the Four Parts</w:t>
+        <w:t xml:space="preserve">   The Take-Home Sheet — the Four Parts</w:t>
+      </w:r>
+      <w:r>
+        <w:rPr>
+          <w:b/>
+          <w:color w:val="B45309"/>
+          <w:sz w:val="17"/>
+        </w:rPr>
+        <w:t xml:space="preserve">    CONTENT PRESENTER</w:t>
+      </w:r>
+      <w:r>
+        <w:rPr>
+          <w:b w:val="0"/>
+          <w:color w:val="7F7F7F"/>
+          <w:sz w:val="16"/>
+        </w:rPr>
+        <w:t xml:space="preserve">   · slide 16 of 18</w:t>
       </w:r>
     </w:p>
     <w:p>
       <w:pPr>
         <w:keepNext/>
-        <w:spacing w:after="40"/>
+        <w:pBdr>
+          <w:left w:val="double" w:sz="12" w:space="8" w:color="B45309"/>
+        </w:pBdr>
+        <w:spacing w:before="0" w:after="60"/>
       </w:pPr>
       <w:r>
         <w:rPr>
@@ -1027,12 +1944,30 @@
           <w:color w:val="6B8E3F"/>
           <w:sz w:val="18"/>
         </w:rPr>
-        <w:t>S7 · COMMISSIONING · LEAD: CONTENT PRESENTER</w:t>
+        <w:t xml:space="preserve">S7 · COMMISSIONING · </w:t>
+      </w:r>
+      <w:r>
+        <w:rPr>
+          <w:b/>
+          <w:color w:val="B45309"/>
+          <w:sz w:val="18"/>
+        </w:rPr>
+        <w:t>LEAD: CONTENT PRESENTER</w:t>
+      </w:r>
+      <w:r>
+        <w:rPr>
+          <w:b/>
+          <w:color w:val="6B8E3F"/>
+          <w:sz w:val="18"/>
+        </w:rPr>
       </w:r>
     </w:p>
     <w:p>
       <w:pPr>
-        <w:ind w:left="216"/>
+        <w:pBdr>
+          <w:left w:val="double" w:sz="12" w:space="8" w:color="B45309"/>
+        </w:pBdr>
+        <w:spacing w:before="0" w:after="20"/>
       </w:pPr>
       <w:r>
         <w:rPr>
@@ -1044,7 +1979,10 @@
     </w:p>
     <w:p>
       <w:pPr>
-        <w:ind w:left="216"/>
+        <w:pBdr>
+          <w:left w:val="double" w:sz="12" w:space="8" w:color="B45309"/>
+        </w:pBdr>
+        <w:spacing w:before="0" w:after="60"/>
       </w:pPr>
       <w:r>
         <w:t>1. The four parts, in order: the homework practice, week one; the end-of-week-one check-in; the homework practice, week two; one sentence of preparation.</w:t>
@@ -1052,7 +1990,10 @@
     </w:p>
     <w:p>
       <w:pPr>
-        <w:ind w:left="216"/>
+        <w:pBdr>
+          <w:left w:val="double" w:sz="12" w:space="8" w:color="B45309"/>
+        </w:pBdr>
+        <w:spacing w:before="0" w:after="60"/>
       </w:pPr>
       <w:r>
         <w:t>2. Check-in partners are named aloud before leaving this slide — the sheet has the line to write the name.</w:t>
@@ -1060,24 +2001,40 @@
     </w:p>
     <w:p>
       <w:pPr>
-        <w:ind w:left="216"/>
+        <w:pBdr>
+          <w:left w:val="double" w:sz="12" w:space="8" w:color="B45309"/>
+        </w:pBdr>
+        <w:spacing w:before="0" w:after="60"/>
       </w:pPr>
       <w:r>
         <w:rPr>
           <w:b/>
           <w:color w:val="595959"/>
         </w:rPr>
-        <w:t>GUARD:</w:t>
+        <w:t xml:space="preserve">GUARD: </w:t>
       </w:r>
       <w:r>
-        <w:t xml:space="preserve"> The sheet-walk, not a re-teach.</w:t>
+        <w:t>The sheet-walk, not a re-teach.</w:t>
       </w:r>
     </w:p>
     <w:p>
       <w:pPr>
         <w:keepNext/>
-        <w:spacing w:before="160" w:after="20"/>
+        <w:pBdr>
+          <w:left w:val="thickThinSmallGap" w:sz="24" w:space="8" w:color="6B3FA0"/>
+        </w:pBdr>
+        <w:shd w:val="clear" w:color="auto" w:fill="ECE3F5"/>
+        <w:spacing w:before="160" w:after="40"/>
       </w:pPr>
+      <w:r>
+        <w:rPr>
+          <w:rFonts w:ascii="Cambria" w:hAnsi="Cambria"/>
+          <w:b/>
+          <w:color w:val="6B3FA0"/>
+          <w:sz w:val="30"/>
+        </w:rPr>
+        <w:t>P17</w:t>
+      </w:r>
       <w:r>
         <w:rPr>
           <w:rFonts w:ascii="Cambria" w:hAnsi="Cambria"/>
@@ -1085,13 +2042,32 @@
           <w:color w:val="2C5F2D"/>
           <w:sz w:val="24"/>
         </w:rPr>
-        <w:t>Slide 17 — The Leader Feedback Round</w:t>
+        <w:t xml:space="preserve">   The Leader Feedback Round</w:t>
+      </w:r>
+      <w:r>
+        <w:rPr>
+          <w:b/>
+          <w:color w:val="6B3FA0"/>
+          <w:sz w:val="17"/>
+        </w:rPr>
+        <w:t xml:space="preserve">    BOTH LEADERS</w:t>
+      </w:r>
+      <w:r>
+        <w:rPr>
+          <w:b w:val="0"/>
+          <w:color w:val="7F7F7F"/>
+          <w:sz w:val="16"/>
+        </w:rPr>
+        <w:t xml:space="preserve">   · slide 17 of 18</w:t>
       </w:r>
     </w:p>
     <w:p>
       <w:pPr>
         <w:keepNext/>
-        <w:spacing w:after="40"/>
+        <w:pBdr>
+          <w:left w:val="thickThinSmallGap" w:sz="24" w:space="8" w:color="6B3FA0"/>
+        </w:pBdr>
+        <w:spacing w:before="0" w:after="60"/>
       </w:pPr>
       <w:r>
         <w:rPr>
@@ -1099,44 +2075,78 @@
           <w:color w:val="6B8E3F"/>
           <w:sz w:val="18"/>
         </w:rPr>
-        <w:t>S7 · 8:24–8:28 · LEAD: BOTH LEADERS</w:t>
+        <w:t xml:space="preserve">S7 · 8:24–8:28 · </w:t>
+      </w:r>
+      <w:r>
+        <w:rPr>
+          <w:b/>
+          <w:color w:val="6B3FA0"/>
+          <w:sz w:val="18"/>
+        </w:rPr>
+        <w:t>LEAD: BOTH LEADERS</w:t>
+      </w:r>
+      <w:r>
+        <w:rPr>
+          <w:b/>
+          <w:color w:val="6B8E3F"/>
+          <w:sz w:val="18"/>
+        </w:rPr>
       </w:r>
     </w:p>
     <w:p>
       <w:pPr>
-        <w:ind w:left="216"/>
+        <w:pBdr>
+          <w:left w:val="thickThinSmallGap" w:sz="24" w:space="8" w:color="6B3FA0"/>
+        </w:pBdr>
+        <w:spacing w:before="0" w:after="60"/>
       </w:pPr>
       <w:r>
         <w:rPr>
           <w:b/>
           <w:color w:val="595959"/>
         </w:rPr>
-        <w:t>BEATS:</w:t>
+        <w:t xml:space="preserve">BEATS: </w:t>
       </w:r>
       <w:r>
-        <w:t xml:space="preserve"> 1. Same round every week, leader first: what went well today; what I'd do differently; what I'd tell someone teaching this process. 2. Then the room, same two questions — two or three voices is plenty. 3. Receive without defending — 'thank you' is the whole response.</w:t>
+        <w:t>1. Same round every week, leader first: what went well today; what I'd do differently; what I'd tell someone teaching this process. 2. Then the room, same two questions — two or three voices is plenty. 3. Receive without defending — 'thank you' is the whole response.</w:t>
       </w:r>
     </w:p>
     <w:p>
       <w:pPr>
-        <w:ind w:left="216"/>
+        <w:pBdr>
+          <w:left w:val="thickThinSmallGap" w:sz="24" w:space="8" w:color="6B3FA0"/>
+        </w:pBdr>
+        <w:spacing w:before="0" w:after="60"/>
       </w:pPr>
       <w:r>
         <w:rPr>
           <w:b/>
           <w:color w:val="595959"/>
         </w:rPr>
-        <w:t>CUES:</w:t>
+        <w:t xml:space="preserve">CUES: </w:t>
       </w:r>
       <w:r>
-        <w:t xml:space="preserve"> May be dropped if the room's energy needs something else; dropping it twice running goes to the team debrief.</w:t>
+        <w:t>May be dropped if the room's energy needs something else; dropping it twice running goes to the team debrief.</w:t>
       </w:r>
     </w:p>
     <w:p>
       <w:pPr>
         <w:keepNext/>
-        <w:spacing w:before="160" w:after="20"/>
+        <w:pBdr>
+          <w:left w:val="single" w:sz="24" w:space="8" w:color="1F4E79"/>
+        </w:pBdr>
+        <w:shd w:val="clear" w:color="auto" w:fill="DEEAF6"/>
+        <w:spacing w:before="160" w:after="40"/>
       </w:pPr>
+      <w:r>
+        <w:rPr>
+          <w:rFonts w:ascii="Cambria" w:hAnsi="Cambria"/>
+          <w:b/>
+          <w:color w:val="1F4E79"/>
+          <w:sz w:val="30"/>
+        </w:rPr>
+        <w:t>P18</w:t>
+      </w:r>
       <w:r>
         <w:rPr>
           <w:rFonts w:ascii="Cambria" w:hAnsi="Cambria"/>
@@ -1144,13 +2154,32 @@
           <w:color w:val="2C5F2D"/>
           <w:sz w:val="24"/>
         </w:rPr>
-        <w:t>Slide 18 — Closing the Container + Aaronic Blessing</w:t>
+        <w:t xml:space="preserve">   Closing the Container + Aaronic Blessing</w:t>
+      </w:r>
+      <w:r>
+        <w:rPr>
+          <w:b/>
+          <w:color w:val="1F4E79"/>
+          <w:sz w:val="17"/>
+        </w:rPr>
+        <w:t xml:space="preserve">    CONTAINER HOLDER</w:t>
+      </w:r>
+      <w:r>
+        <w:rPr>
+          <w:b w:val="0"/>
+          <w:color w:val="7F7F7F"/>
+          <w:sz w:val="16"/>
+        </w:rPr>
+        <w:t xml:space="preserve">   · slide 18 of 18</w:t>
       </w:r>
     </w:p>
     <w:p>
       <w:pPr>
         <w:keepNext/>
-        <w:spacing w:after="40"/>
+        <w:pBdr>
+          <w:left w:val="single" w:sz="24" w:space="8" w:color="1F4E79"/>
+        </w:pBdr>
+        <w:spacing w:before="0" w:after="60"/>
       </w:pPr>
       <w:r>
         <w:rPr>
@@ -1158,42 +2187,63 @@
           <w:color w:val="6B8E3F"/>
           <w:sz w:val="18"/>
         </w:rPr>
-        <w:t>S7 · 8:28–8:30 · LEAD: CONTAINER HOLDER</w:t>
+        <w:t xml:space="preserve">S7 · 8:28–8:30 · </w:t>
+      </w:r>
+      <w:r>
+        <w:rPr>
+          <w:b/>
+          <w:color w:val="1F4E79"/>
+          <w:sz w:val="18"/>
+        </w:rPr>
+        <w:t>LEAD: CONTAINER HOLDER</w:t>
+      </w:r>
+      <w:r>
+        <w:rPr>
+          <w:b/>
+          <w:color w:val="6B8E3F"/>
+          <w:sz w:val="18"/>
+        </w:rPr>
       </w:r>
     </w:p>
     <w:p>
       <w:pPr>
-        <w:ind w:left="216"/>
+        <w:pBdr>
+          <w:left w:val="single" w:sz="24" w:space="8" w:color="1F4E79"/>
+        </w:pBdr>
+        <w:spacing w:before="0" w:after="60"/>
       </w:pPr>
       <w:r>
         <w:rPr>
           <w:b/>
           <w:color w:val="595959"/>
         </w:rPr>
-        <w:t>BEATS:</w:t>
+        <w:t xml:space="preserve">BEATS: </w:t>
       </w:r>
       <w:r>
-        <w:t xml:space="preserve"> 1. Bridge the weeks: last week we named hard places, today we practiced hearing — both are real, both are how the Father walks us home; the place named last week is the place PROAPT will keep speaking into. 2. Aaronic blessing, hands up. 3. Send: 'PROAPT one passage tomorrow. See you evenings.'</w:t>
+        <w:t>1. Bridge the weeks: last week we named hard places, today we practiced hearing — both are real, both are how the Father walks us home; the place named last week is the place PROAPT will keep speaking into. 2. Aaronic blessing, hands up. 3. Send: 'PROAPT one passage tomorrow. See you evenings.'</w:t>
       </w:r>
     </w:p>
     <w:p>
       <w:pPr>
-        <w:ind w:left="216"/>
+        <w:pBdr>
+          <w:left w:val="single" w:sz="24" w:space="8" w:color="1F4E79"/>
+        </w:pBdr>
+        <w:spacing w:before="0" w:after="60"/>
       </w:pPr>
       <w:r>
         <w:rPr>
           <w:b/>
           <w:color w:val="595959"/>
         </w:rPr>
-        <w:t>CUES:</w:t>
+        <w:t xml:space="preserve">CUES: </w:t>
       </w:r>
       <w:r>
-        <w:t xml:space="preserve"> Stay accessible after the close for anyone still carrying Week 6.</w:t>
+        <w:t>Stay accessible after the close for anyone still carrying Week 6.</w:t>
       </w:r>
     </w:p>
     <w:p>
       <w:pPr>
-        <w:spacing w:before="200"/>
+        <w:spacing w:before="200" w:after="0"/>
         <w:jc w:val="center"/>
       </w:pPr>
       <w:r>

--- a/_implementation-notes/evening-series/FotH Evening Session 7-8 Combined Leader Notes DRAFT v1.docx
+++ b/_implementation-notes/evening-series/FotH Evening Session 7-8 Combined Leader Notes DRAFT v1.docx
@@ -26,6 +26,26 @@
           <w:sz w:val="18"/>
         </w:rPr>
         <w:t>FotH Evening · the speaker notes, in hand — so the leading pair reads the room, not the screen. The big number on each block is the number in the corner of the screen; the colour is whose block it is. Built from the deck's own notes, so the two always agree.</w:t>
+      </w:r>
+    </w:p>
+    <w:p>
+      <w:pPr>
+        <w:spacing w:before="0" w:after="80"/>
+      </w:pPr>
+      <w:r>
+        <w:rPr>
+          <w:b/>
+          <w:color w:val="2C5F2D"/>
+          <w:sz w:val="18"/>
+        </w:rPr>
+        <w:t xml:space="preserve">Reading the numbers. </w:t>
+      </w:r>
+      <w:r>
+        <w:rPr>
+          <w:color w:val="595959"/>
+          <w:sz w:val="18"/>
+        </w:rPr>
+        <w:t>Match the big number on each block to the number in the bottom-right corner of the screen. This is a combined evening, so its slides are numbered with a letter: P2–P18. The letter keeps this deck outside the series' one continuous numbering; the separate two-evening versions of these sessions, held in reserve, keep the plain series numbers. The first slide, the series title, is “Title” here.</w:t>
       </w:r>
     </w:p>
     <w:p>

--- a/_implementation-notes/evening-series/FotH Evening Session 7-8 Combined Leader Notes DRAFT v1.docx
+++ b/_implementation-notes/evening-series/FotH Evening Session 7-8 Combined Leader Notes DRAFT v1.docx
@@ -644,7 +644,7 @@
         <w:t xml:space="preserve">CUES: </w:t>
       </w:r>
       <w:r>
-        <w:t>Passage cards for both passages at each seat; the journal Week 7 pages carry the daily template.</w:t>
+        <w:t>Passage cards for both passages at each seat; the Pair Card printed, one per pair and a spare; the journal Week 7 pages carry the daily template.</w:t>
       </w:r>
     </w:p>
     <w:p>
@@ -1394,7 +1394,7 @@
         <w:t xml:space="preserve">BEATS: </w:t>
       </w:r>
       <w:r>
-        <w:t>1. Explain the pair shape: parent with your own teen by default; one Reader, one Listener; switch at twelve minutes. 2. Name it: pairing inside your own family is the design working, not the consolation prize. 3. Pray and send.</w:t>
+        <w:t>1. Explain the pair shape: parent with your own teen by default; one Reader, one Listener; switch at twelve minutes. 2. Name one timekeeper before anyone moves — the container holder by default, or anyone the leaders pick — who calls the switch at 8:02, the Tell at 8:13, and back in the circle at 8:19. 3. Hand each pair a Pair Card. 4. Pray and send.</w:t>
       </w:r>
     </w:p>
     <w:p>
@@ -1412,7 +1412,7 @@
         <w:t xml:space="preserve">CUES: </w:t>
       </w:r>
       <w:r>
-        <w:t>Lead Companions settle odd numbers across families. If the room is about ten or fewer, skip the pairing — one circle, pair up in place.</w:t>
+        <w:t>Lead Companions settle odd numbers across families. Pairs always, even in a small room: the practice is one Reader and one Listener, and a circle cannot give that.</w:t>
       </w:r>
     </w:p>
     <w:p>
@@ -1500,6 +1500,17 @@
         <w:spacing w:before="0" w:after="60"/>
       </w:pPr>
       <w:r>
+        <w:t>TIME TARGETS (the timekeeper calls them): pass one 7:50–8:02; switch at 8:02; pass two 8:02–8:13; the Tell, still in the pair, 8:13–8:19; back in the circle at 8:19 for the merge. If the room is running late, keep the two passes equal and shorten both rather than drop the second.</w:t>
+      </w:r>
+    </w:p>
+    <w:p>
+      <w:pPr>
+        <w:pBdr>
+          <w:left w:val="double" w:sz="12" w:space="8" w:color="B45309"/>
+        </w:pBdr>
+        <w:spacing w:before="0" w:after="60"/>
+      </w:pPr>
+      <w:r>
         <w:rPr>
           <w:b/>
           <w:color w:val="595959"/>
@@ -1508,6 +1519,24 @@
       </w:r>
       <w:r>
         <w:t>1. First pass 12 min: Reader leads the six steps, Listener works alongside without interrupting; Reader's Tell goes to the Listener, one sentence. 2. Switch roles; second pass 12 min, same or new passage. 3. Companions float: stuck on Observe — 'one word or phrase that caught you'; stuck on Apply — 'one specific situation right now'; rushing — 'the Spirit isn't in a hurry'; finished early — another passage, get reps.</w:t>
+      </w:r>
+    </w:p>
+    <w:p>
+      <w:pPr>
+        <w:pBdr>
+          <w:left w:val="double" w:sz="12" w:space="8" w:color="B45309"/>
+        </w:pBdr>
+        <w:spacing w:before="0" w:after="60"/>
+      </w:pPr>
+      <w:r>
+        <w:rPr>
+          <w:b/>
+          <w:color w:val="595959"/>
+        </w:rPr>
+        <w:t xml:space="preserve">PRINT: </w:t>
+      </w:r>
+      <w:r>
+        <w:t>the Pair Card (Leader Notes folder) carries this slide, the six steps, the passages, the times and the stuck-prompts, so each pair has it in hand away from the screen.</w:t>
       </w:r>
     </w:p>
     <w:p>
@@ -2240,7 +2269,7 @@
         <w:t xml:space="preserve">BEATS: </w:t>
       </w:r>
       <w:r>
-        <w:t>1. Bridge the weeks: last week we named hard places, today we practiced hearing — both are real, both are how the Father walks us home; the place named last week is the place PROAPT will keep speaking into. 2. Aaronic blessing, hands up. 3. Send: 'PROAPT one passage tomorrow. See you evenings.'</w:t>
+        <w:t>1. Bridge the weeks: last week we named hard places, today we practiced hearing — both are real, both are how the Father walks us home; the place named last week is the place PROAPT will keep speaking into. 2. Blessings: turn away from the screen and face the person. Nothing to read — say what is in front of you for this person, specific and short. Then the Aaronic blessing, hands up. 3. Send: 'PROAPT one passage tomorrow. See you evenings.'</w:t>
       </w:r>
     </w:p>
     <w:p>

--- a/_implementation-notes/evening-series/FotH Evening Session 7-8 Combined Leader Notes DRAFT v1.docx
+++ b/_implementation-notes/evening-series/FotH Evening Session 7-8 Combined Leader Notes DRAFT v1.docx
@@ -1394,7 +1394,7 @@
         <w:t xml:space="preserve">BEATS: </w:t>
       </w:r>
       <w:r>
-        <w:t>1. Explain the pair shape: parent with your own teen by default; one Reader, one Listener; switch at twelve minutes. 2. Name one timekeeper before anyone moves — the container holder by default, or anyone the leaders pick — who calls the switch at 8:02, the Tell at 8:13, and back in the circle at 8:19. 3. Hand each pair a Pair Card. 4. Pray and send.</w:t>
+        <w:t>1. Explain the pair shape: parent with your own teen by default; one Reader, one Listener; switch at twelve minutes. 2. The container holder keeps the clock and calls the switch at 8:02, the Tell at 8:13, and back in the circle at 8:19. 3. Hand each pair a Pair Card. 4. Pray and send.</w:t>
       </w:r>
     </w:p>
     <w:p>
@@ -1500,7 +1500,7 @@
         <w:spacing w:before="0" w:after="60"/>
       </w:pPr>
       <w:r>
-        <w:t>TIME TARGETS (the timekeeper calls them): pass one 7:50–8:02; switch at 8:02; pass two 8:02–8:13; the Tell, still in the pair, 8:13–8:19; back in the circle at 8:19 for the merge. If the room is running late, keep the two passes equal and shorten both rather than drop the second.</w:t>
+        <w:t>TIME TARGETS (the container holder calls them): pass one 7:50–8:02; switch at 8:02; pass two 8:02–8:13; the Tell, still in the pair, 8:13–8:19; back in the circle at 8:19 for the merge. If the room is running late, keep the two passes equal and shorten both rather than drop the second.</w:t>
       </w:r>
     </w:p>
     <w:p>
@@ -1518,7 +1518,7 @@
         <w:t xml:space="preserve">BEATS: </w:t>
       </w:r>
       <w:r>
-        <w:t>1. First pass 12 min: Reader leads the six steps, Listener works alongside without interrupting; Reader's Tell goes to the Listener, one sentence. 2. Switch roles; second pass 12 min, same or new passage. 3. Companions float: stuck on Observe — 'one word or phrase that caught you'; stuck on Apply — 'one specific situation right now'; rushing — 'the Spirit isn't in a hurry'; finished early — another passage, get reps.</w:t>
+        <w:t>1. First pass 12 min: Reader leads the six steps, Listener works alongside without interrupting; Reader's Tell goes to the Listener, one sentence. 2. Switch roles; second pass 12 min, same or new passage. For pass one, pairs may take a fresh passage instead of Mark 1:14–20 again: Luke 5:1–11, John 1:35–42, or Mark 10:46–52 (on the Pair Card). 3. Companions float: stuck on Observe — 'one word or phrase that caught you'; stuck on Apply — 'one specific situation right now'; rushing — 'the Spirit isn't in a hurry'; finished early — another passage, get reps.</w:t>
       </w:r>
     </w:p>
     <w:p>
@@ -2034,7 +2034,7 @@
         <w:spacing w:before="0" w:after="60"/>
       </w:pPr>
       <w:r>
-        <w:t>1. The four parts, in order: the homework practice, week one; the end-of-week-one check-in; the homework practice, week two; one sentence of preparation.</w:t>
+        <w:t>1. The four parts, in order: the homework practice, week one; the end-of-week-one check-in; the homework practice, week two; one sentence of preparation. Name the two new lines: choose a paragraph (one central thought), and don't skip the Tell.</w:t>
       </w:r>
     </w:p>
     <w:p>

--- a/_implementation-notes/evening-series/FotH Evening Session 7-8 Combined Leader Notes DRAFT v1.docx
+++ b/_implementation-notes/evening-series/FotH Evening Session 7-8 Combined Leader Notes DRAFT v1.docx
@@ -13,7 +13,7 @@
           <w:color w:val="2C5F2D"/>
           <w:sz w:val="36"/>
         </w:rPr>
-        <w:t>Leader Notes — Session 7–8 Combined: Hearing God in Scripture (PROAPT, I &amp; II in One Evening)</w:t>
+        <w:t>Leader Notes — Evening 6: Hearing God in Scripture (PROAPT, I &amp; II in One Evening)</w:t>
       </w:r>
     </w:p>
     <w:p>
@@ -203,7 +203,7 @@
           <w:color w:val="2C5F2D"/>
           <w:sz w:val="24"/>
         </w:rPr>
-        <w:t xml:space="preserve">   SESSION 7–8</w:t>
+        <w:t xml:space="preserve">   EVENING 6</w:t>
       </w:r>
       <w:r>
         <w:rPr>
@@ -236,7 +236,7 @@
           <w:color w:val="6B8E3F"/>
           <w:sz w:val="18"/>
         </w:rPr>
-        <w:t>S7–8 COMBINED · pre-session · DIVIDER</w:t>
+        <w:t>E6 · pre-session · DIVIDER</w:t>
       </w:r>
     </w:p>
     <w:p>
@@ -308,7 +308,7 @@
           <w:color w:val="6B8E3F"/>
           <w:sz w:val="18"/>
         </w:rPr>
-        <w:t xml:space="preserve">S7–8 COMBINED · WELCOME · </w:t>
+        <w:t xml:space="preserve">E6 · WELCOME · </w:t>
       </w:r>
       <w:r>
         <w:rPr>
@@ -350,7 +350,7 @@
         <w:spacing w:before="0" w:after="60"/>
       </w:pPr>
       <w:r>
-        <w:t>1. Locate tonight on the map, plainly: Session 7–8 combined stands in the third box — Connect with God — and the practice is walked twice in one evening, teen-led.</w:t>
+        <w:t>1. Locate tonight on the map, plainly: Evening 6 stands in the third box — Connect with God — and the practice is walked twice in one evening, teen-led.</w:t>
       </w:r>
     </w:p>
     <w:p>
@@ -418,7 +418,7 @@
           <w:color w:val="2C5F2D"/>
           <w:sz w:val="24"/>
         </w:rPr>
-        <w:t xml:space="preserve">   Week 7 — My Story: The Eye Test</w:t>
+        <w:t xml:space="preserve">   Evening 6 — My Story: The Eye Test</w:t>
       </w:r>
       <w:r>
         <w:rPr>
@@ -451,7 +451,7 @@
           <w:color w:val="6B8E3F"/>
           <w:sz w:val="18"/>
         </w:rPr>
-        <w:t xml:space="preserve">S7 · 7:00–7:08 · </w:t>
+        <w:t xml:space="preserve">E6 · 7:00–7:08 · </w:t>
       </w:r>
       <w:r>
         <w:rPr>
@@ -530,7 +530,7 @@
           <w:color w:val="2C5F2D"/>
           <w:sz w:val="24"/>
         </w:rPr>
-        <w:t xml:space="preserve">   Session 7–8 — Tonight’s Road</w:t>
+        <w:t xml:space="preserve">   Evening 6 — Tonight’s Road</w:t>
       </w:r>
       <w:r>
         <w:rPr>
@@ -563,7 +563,7 @@
           <w:color w:val="6B8E3F"/>
           <w:sz w:val="18"/>
         </w:rPr>
-        <w:t xml:space="preserve">S7–8 COMBINED · 7:00–8:30 · </w:t>
+        <w:t xml:space="preserve">E6 · 7:00–8:30 · </w:t>
       </w:r>
       <w:r>
         <w:rPr>
@@ -705,7 +705,7 @@
           <w:color w:val="6B8E3F"/>
           <w:sz w:val="18"/>
         </w:rPr>
-        <w:t xml:space="preserve">S7 · 7:00–7:08 · </w:t>
+        <w:t xml:space="preserve">E6 · 7:00–7:08 · </w:t>
       </w:r>
       <w:r>
         <w:rPr>
@@ -738,7 +738,7 @@
         <w:t xml:space="preserve">BEATS: </w:t>
       </w:r>
       <w:r>
-        <w:t>1. Aaronic blessing first. 2. Container restated SLOWLY — Safe, Present, Clear, Intentional; a container that sat empty over a break needs a minute to hold again. 3. Frame Week 7 as a turn: the interior work prepared us; today hearing God becomes a learnable skill — six steps, a practice that works.</w:t>
+        <w:t>1. Aaronic blessing first. 2. Container restated SLOWLY — Safe, Present, Clear, Intentional; a container that sat empty over a break needs a minute to hold again. 3. Frame Evening 6 as a turn: the interior work prepared us; today hearing God becomes a learnable skill — six steps, a practice that works.</w:t>
       </w:r>
     </w:p>
     <w:p>
@@ -835,7 +835,7 @@
           <w:color w:val="6B8E3F"/>
           <w:sz w:val="18"/>
         </w:rPr>
-        <w:t xml:space="preserve">S7 · 7:25–7:34 · </w:t>
+        <w:t xml:space="preserve">E6 · 7:25–7:34 · </w:t>
       </w:r>
       <w:r>
         <w:rPr>
@@ -868,7 +868,7 @@
         <w:t xml:space="preserve">BEATS: </w:t>
       </w:r>
       <w:r>
-        <w:t>1. Ninety seconds each: one sentence on the Examen, how the break treated the practice, or anything shifted. 2. Say it: 'thinned out over the break' is a completely normal answer — the practice picks up where you are. 3. Take 2–3 contributions, then move. 4. Open door: anyone still carrying Week 6, find a Companion before leaving today.</w:t>
+        <w:t>1. Ninety seconds each: one sentence on the Examen, how the break treated the practice, or anything shifted. 2. Say it: 'thinned out over the break' is a completely normal answer — the practice picks up where you are. 3. Take 2–3 contributions, then move. 4. Open door: anyone still carrying Evening 5, find a Companion before leaving today.</w:t>
       </w:r>
     </w:p>
     <w:p>
@@ -947,7 +947,7 @@
           <w:color w:val="6B8E3F"/>
           <w:sz w:val="18"/>
         </w:rPr>
-        <w:t xml:space="preserve">S7 · 7:25–7:34 · </w:t>
+        <w:t xml:space="preserve">E6 · 7:25–7:34 · </w:t>
       </w:r>
       <w:r>
         <w:rPr>
@@ -1136,7 +1136,7 @@
           <w:color w:val="6B8E3F"/>
           <w:sz w:val="18"/>
         </w:rPr>
-        <w:t xml:space="preserve">S7 · 7:34–7:40 · </w:t>
+        <w:t xml:space="preserve">E6 · 7:34–7:40 · </w:t>
       </w:r>
       <w:r>
         <w:rPr>
@@ -1230,7 +1230,7 @@
           <w:color w:val="6B8E3F"/>
           <w:sz w:val="18"/>
         </w:rPr>
-        <w:t xml:space="preserve">S7 · 7:40–7:49 · </w:t>
+        <w:t xml:space="preserve">E6 · 7:40–7:49 · </w:t>
       </w:r>
       <w:r>
         <w:rPr>
@@ -1360,7 +1360,7 @@
           <w:color w:val="6B8E3F"/>
           <w:sz w:val="18"/>
         </w:rPr>
-        <w:t xml:space="preserve">S7 · 7:49–7:50 · </w:t>
+        <w:t xml:space="preserve">E6 · 7:49–7:50 · </w:t>
       </w:r>
       <w:r>
         <w:rPr>
@@ -1473,7 +1473,7 @@
           <w:color w:val="6B8E3F"/>
           <w:sz w:val="18"/>
         </w:rPr>
-        <w:t xml:space="preserve">S7 · 7:50–8:13 · </w:t>
+        <w:t xml:space="preserve">E6 · 7:50–8:13 · </w:t>
       </w:r>
       <w:r>
         <w:rPr>
@@ -1626,7 +1626,7 @@
           <w:color w:val="6B8E3F"/>
           <w:sz w:val="18"/>
         </w:rPr>
-        <w:t xml:space="preserve">S7 · 8:13–8:19 · </w:t>
+        <w:t xml:space="preserve">E6 · 8:13–8:19 · </w:t>
       </w:r>
       <w:r>
         <w:rPr>
@@ -1739,7 +1739,7 @@
           <w:color w:val="6B8E3F"/>
           <w:sz w:val="18"/>
         </w:rPr>
-        <w:t xml:space="preserve">S7 · 8:19–8:20 · </w:t>
+        <w:t xml:space="preserve">E6 · 8:19–8:20 · </w:t>
       </w:r>
       <w:r>
         <w:rPr>
@@ -1851,7 +1851,7 @@
           <w:color w:val="6B8E3F"/>
           <w:sz w:val="18"/>
         </w:rPr>
-        <w:t xml:space="preserve">S7 · COMMISSIONING · </w:t>
+        <w:t xml:space="preserve">E6 · COMMISSIONING · </w:t>
       </w:r>
       <w:r>
         <w:rPr>
@@ -1993,7 +1993,7 @@
           <w:color w:val="6B8E3F"/>
           <w:sz w:val="18"/>
         </w:rPr>
-        <w:t xml:space="preserve">S7 · COMMISSIONING · </w:t>
+        <w:t xml:space="preserve">E6 · COMMISSIONING · </w:t>
       </w:r>
       <w:r>
         <w:rPr>
@@ -2124,7 +2124,7 @@
           <w:color w:val="6B8E3F"/>
           <w:sz w:val="18"/>
         </w:rPr>
-        <w:t xml:space="preserve">S7 · 8:24–8:28 · </w:t>
+        <w:t xml:space="preserve">E6 · 8:24–8:28 · </w:t>
       </w:r>
       <w:r>
         <w:rPr>
@@ -2236,7 +2236,7 @@
           <w:color w:val="6B8E3F"/>
           <w:sz w:val="18"/>
         </w:rPr>
-        <w:t xml:space="preserve">S7 · 8:28–8:30 · </w:t>
+        <w:t xml:space="preserve">E6 · 8:28–8:30 · </w:t>
       </w:r>
       <w:r>
         <w:rPr>
@@ -2287,7 +2287,7 @@
         <w:t xml:space="preserve">CUES: </w:t>
       </w:r>
       <w:r>
-        <w:t>Stay accessible after the close for anyone still carrying Week 6.</w:t>
+        <w:t>Stay accessible after the close for anyone still carrying Evening 5.</w:t>
       </w:r>
     </w:p>
     <w:p>
@@ -2305,6 +2305,8 @@
       </w:r>
     </w:p>
     <w:sectPr>
+      <w:headerReference w:type="default" r:id="rId9"/>
+      <w:footerReference w:type="default" r:id="rId10"/>
       <w:pgSz w:w="12240" w:h="15840"/>
       <w:pgMar w:top="1008" w:right="1152" w:bottom="1008" w:left="1152" w:header="720" w:footer="720" w:gutter="0"/>
       <w:cols w:space="720"/>
@@ -2312,6 +2314,26 @@
     </w:sectPr>
   </w:body>
 </w:document>
+</file>
+
+<file path=word/footer1.xml><?xml version="1.0" encoding="utf-8"?>
+<w:ftr xmlns:m="http://schemas.openxmlformats.org/officeDocument/2006/math" xmlns:mc="http://schemas.openxmlformats.org/markup-compatibility/2006" xmlns:mo="http://schemas.microsoft.com/office/mac/office/2008/main" xmlns:mv="urn:schemas-microsoft-com:mac:vml" xmlns:o="urn:schemas-microsoft-com:office:office" xmlns:r="http://schemas.openxmlformats.org/officeDocument/2006/relationships" xmlns:v="urn:schemas-microsoft-com:vml" xmlns:w10="urn:schemas-microsoft-com:office:word" xmlns:w14="http://schemas.microsoft.com/office/word/2010/wordml" xmlns:w="http://schemas.openxmlformats.org/wordprocessingml/2006/main" xmlns:wne="http://schemas.microsoft.com/office/word/2006/wordml" xmlns:wp14="http://schemas.microsoft.com/office/word/2010/wordprocessingDrawing" xmlns:wp="http://schemas.openxmlformats.org/drawingml/2006/wordprocessingDrawing" xmlns:wpc="http://schemas.microsoft.com/office/word/2010/wordprocessingCanvas" xmlns:wpg="http://schemas.microsoft.com/office/word/2010/wordprocessingGroup" xmlns:wpi="http://schemas.microsoft.com/office/word/2010/wordprocessingInk" xmlns:wps="http://schemas.microsoft.com/office/word/2010/wordprocessingShape" mc:Ignorable="w14 wp14">
+  <w:p>
+    <w:pPr>
+      <w:pStyle w:val="Footer"/>
+    </w:pPr>
+  </w:p>
+</w:ftr>
+</file>
+
+<file path=word/header1.xml><?xml version="1.0" encoding="utf-8"?>
+<w:hdr xmlns:m="http://schemas.openxmlformats.org/officeDocument/2006/math" xmlns:mc="http://schemas.openxmlformats.org/markup-compatibility/2006" xmlns:mo="http://schemas.microsoft.com/office/mac/office/2008/main" xmlns:mv="urn:schemas-microsoft-com:mac:vml" xmlns:o="urn:schemas-microsoft-com:office:office" xmlns:r="http://schemas.openxmlformats.org/officeDocument/2006/relationships" xmlns:v="urn:schemas-microsoft-com:vml" xmlns:w10="urn:schemas-microsoft-com:office:word" xmlns:w14="http://schemas.microsoft.com/office/word/2010/wordml" xmlns:w="http://schemas.openxmlformats.org/wordprocessingml/2006/main" xmlns:wne="http://schemas.microsoft.com/office/word/2006/wordml" xmlns:wp14="http://schemas.microsoft.com/office/word/2010/wordprocessingDrawing" xmlns:wp="http://schemas.openxmlformats.org/drawingml/2006/wordprocessingDrawing" xmlns:wpc="http://schemas.microsoft.com/office/word/2010/wordprocessingCanvas" xmlns:wpg="http://schemas.microsoft.com/office/word/2010/wordprocessingGroup" xmlns:wpi="http://schemas.microsoft.com/office/word/2010/wordprocessingInk" xmlns:wps="http://schemas.microsoft.com/office/word/2010/wordprocessingShape" mc:Ignorable="w14 wp14">
+  <w:p>
+    <w:pPr>
+      <w:pStyle w:val="Header"/>
+    </w:pPr>
+  </w:p>
+</w:hdr>
 </file>
 
 <file path=word/numbering.xml><?xml version="1.0" encoding="utf-8"?>

--- a/_implementation-notes/evening-series/FotH Evening Session 7-8 Combined Leader Notes DRAFT v1.docx
+++ b/_implementation-notes/evening-series/FotH Evening Session 7-8 Combined Leader Notes DRAFT v1.docx
@@ -644,7 +644,7 @@
         <w:t xml:space="preserve">CUES: </w:t>
       </w:r>
       <w:r>
-        <w:t>Passage cards for both passages at each seat; the Pair Card printed, one per pair and a spare; the journal Week 7 pages carry the daily template.</w:t>
+        <w:t>Passage cards for both passages at each seat; the Pair Card printed, one per pair and a spare; your own journal, with the PROAPT page of the take-home as the daily template.</w:t>
       </w:r>
     </w:p>
     <w:p>
@@ -1772,7 +1772,7 @@
         <w:t xml:space="preserve">BEATS: </w:t>
       </w:r>
       <w:r>
-        <w:t>1. One word each — not what you heard (that is yours), but what the practice was like. 2. Introduce daily PROAPT: one short passage, five to ten minutes, every day — the journal Week 7 pages have the template. 3. Hold up H7.3: passage paths for teens and parents. 4. 'The chain only works if we work it.'</w:t>
+        <w:t>1. One word each — not what you heard (that is yours), but what the practice was like. 2. Introduce daily PROAPT: one short passage, five to ten minutes, every day — your own journal, with the PROAPT page of the take-home as the template. 3. Hold up H7.3: passage paths for teens and parents. 4. 'The chain only works if we work it.'</w:t>
       </w:r>
     </w:p>
     <w:p>

--- a/_implementation-notes/evening-series/FotH Evening Session 7-8 Combined Leader Notes DRAFT v1.docx
+++ b/_implementation-notes/evening-series/FotH Evening Session 7-8 Combined Leader Notes DRAFT v1.docx
@@ -1660,7 +1660,7 @@
         <w:t xml:space="preserve">BEATS: </w:t>
       </w:r>
       <w:r>
-        <w:t>1. Re-form pairs out of pairs. 2. Each person tells ONE specific thing they heard today — one sentence, witnessed. 3. Receive each with 'We hear that' or 'Thank you for naming that' — no preaching, no interpreting. 4. Close the pair: what we heard is given to be walked out this week.</w:t>
+        <w:t>1. Stay in the pair you worked in: the Tell happens where you heard, before anyone moves. 2. Each person tells ONE specific thing they heard today — one sentence, witnessed. 3. Receive each with 'We hear that' or 'Thank you for naming that' — no preaching, no interpreting. 4. Close the pair: what we heard is given to be walked out this week.</w:t>
       </w:r>
     </w:p>
     <w:p>
@@ -1679,6 +1679,42 @@
       </w:r>
       <w:r>
         <w:t>Arranged parent opens the round (check the Run Card) — never cold-call a teen; teens choose their own depth; pass-anytime holds.</w:t>
+      </w:r>
+    </w:p>
+    <w:p>
+      <w:pPr>
+        <w:pBdr>
+          <w:left w:val="double" w:sz="12" w:space="8" w:color="B45309"/>
+        </w:pBdr>
+        <w:spacing w:before="0" w:after="60"/>
+      </w:pPr>
+      <w:r>
+        <w:rPr>
+          <w:b/>
+          <w:color w:val="595959"/>
+        </w:rPr>
+        <w:t xml:space="preserve">IF TIME RAN SHORT: </w:t>
+      </w:r>
+      <w:r>
+        <w:t>If only one of you walked the six steps, that one still tells. The Listener tells one thing they noticed while listening.</w:t>
+      </w:r>
+    </w:p>
+    <w:p>
+      <w:pPr>
+        <w:pBdr>
+          <w:left w:val="double" w:sz="12" w:space="8" w:color="B45309"/>
+        </w:pBdr>
+        <w:spacing w:before="0" w:after="60"/>
+      </w:pPr>
+      <w:r>
+        <w:rPr>
+          <w:b/>
+          <w:color w:val="595959"/>
+        </w:rPr>
+        <w:t xml:space="preserve">IN THE ROOM: </w:t>
+      </w:r>
+      <w:r>
+        <w:t>On 26 October the pairs worked against the clock. Most pairs both walked the steps; at least one pair finished only one. Back in the circle, everyone had heard something of their own, and you could see and feel the excitement in the room. This is a high-impact practice: guard its time.</w:t>
       </w:r>
     </w:p>
     <w:p>

--- a/_implementation-notes/evening-series/FotH Evening Session 7-8 Combined Leader Notes DRAFT v1.docx
+++ b/_implementation-notes/evening-series/FotH Evening Session 7-8 Combined Leader Notes DRAFT v1.docx
@@ -1394,7 +1394,7 @@
         <w:t xml:space="preserve">BEATS: </w:t>
       </w:r>
       <w:r>
-        <w:t>1. Explain the pair shape: parent with your own teen by default; one Reader, one Listener; switch at twelve minutes. 2. The container holder keeps the clock and calls the switch at 8:02, the Tell at 8:13, and back in the circle at 8:19. 3. Hand each pair a Pair Card. 4. Pray and send.</w:t>
+        <w:t>1. Explain the pair shape: parent with your own teen by default; one Reader, one Listener; switch at twelve minutes. 2. The container holder keeps the clock and calls the switch at 8:02, the Tell at 8:13, and back in the circle at 8:16. 3. Hand each pair a Pair Card. 4. Pray and send.</w:t>
       </w:r>
     </w:p>
     <w:p>
@@ -1500,7 +1500,7 @@
         <w:spacing w:before="0" w:after="60"/>
       </w:pPr>
       <w:r>
-        <w:t>TIME TARGETS (the container holder calls them): pass one 7:50–8:02; switch at 8:02; pass two 8:02–8:13; the Tell, still in the pair, 8:13–8:19; back in the circle at 8:19 for the merge. If the room is running late, keep the two passes equal and shorten both rather than drop the second.</w:t>
+        <w:t>TIME TARGETS (the container holder calls them): pass one 7:50–8:02; switch at 8:02; pass two 8:02–8:13; the Tell, still in the pair, 8:13–8:16; back in the circle at 8:16 for the merge. If the room is running late, keep the two passes equal and shorten both rather than drop the second.</w:t>
       </w:r>
     </w:p>
     <w:p>
@@ -1626,7 +1626,7 @@
           <w:color w:val="6B8E3F"/>
           <w:sz w:val="18"/>
         </w:rPr>
-        <w:t xml:space="preserve">E6 · 8:13–8:19 · </w:t>
+        <w:t xml:space="preserve">E6 · 8:13–8:16 · </w:t>
       </w:r>
       <w:r>
         <w:rPr>
@@ -1696,7 +1696,7 @@
         <w:t xml:space="preserve">IF TIME RAN SHORT: </w:t>
       </w:r>
       <w:r>
-        <w:t>If only one of you walked the six steps, that one still tells. The Listener tells one thing they noticed while listening.</w:t>
+        <w:t>If only one of you walked the steps, that one tells; the Listener tells what they noticed.</w:t>
       </w:r>
     </w:p>
     <w:p>
@@ -1714,7 +1714,7 @@
         <w:t xml:space="preserve">IN THE ROOM: </w:t>
       </w:r>
       <w:r>
-        <w:t>On 26 October the pairs worked against the clock. Most pairs both walked the steps; at least one pair finished only one. Back in the circle, everyone had heard something of their own, and you could see and feel the excitement in the room. This is a high-impact practice: guard its time.</w:t>
+        <w:t>On 26 October, against the clock, at least one pair got only one person through. Back in the circle everyone had heard something, and the room was plainly excited. Guard this time.</w:t>
       </w:r>
     </w:p>
     <w:p>
@@ -1775,7 +1775,7 @@
           <w:color w:val="6B8E3F"/>
           <w:sz w:val="18"/>
         </w:rPr>
-        <w:t xml:space="preserve">E6 · 8:19–8:20 · </w:t>
+        <w:t xml:space="preserve">E6 · 8:16–8:20 · </w:t>
       </w:r>
       <w:r>
         <w:rPr>
@@ -1808,7 +1808,7 @@
         <w:t xml:space="preserve">BEATS: </w:t>
       </w:r>
       <w:r>
-        <w:t>1. One word each — not what you heard (that is yours), but what the practice was like. 2. Introduce daily PROAPT: one short passage, five to ten minutes, every day — your own journal, with the PROAPT page of the take-home as the template. 3. Hold up H7.3: passage paths for teens and parents. 4. 'The chain only works if we work it.'</w:t>
+        <w:t>1. Each person says briefly what they heard tonight — the one sentence told in the pair. Receive it with 'We hear that'; no comment. On 26 October this was when the room came alive. 2. Introduce daily PROAPT: one short passage, five to ten minutes, every day — your own journal, with the PROAPT page of the take-home as the template. 3. Hold up H7.3: passage paths for teens and parents. 4. 'The chain only works if we work it.'</w:t>
       </w:r>
     </w:p>
     <w:p>
@@ -1826,7 +1826,7 @@
         <w:t xml:space="preserve">CUES: </w:t>
       </w:r>
       <w:r>
-        <w:t>Arranged parent begins the word round; anyone may pass.</w:t>
+        <w:t>Arranged parent begins; anyone may pass; one sentence each.</w:t>
       </w:r>
     </w:p>
     <w:p>
